--- a/templates/notarial-act-template-v1.docx
+++ b/templates/notarial-act-template-v1.docx
@@ -2060,7 +2060,27 @@
                 <w:szCs w:val="21"/>
                 <w:lang w:eastAsia="bg-BG"/>
               </w:rPr>
-              <w:t>{{sale_price_eur}}</w:t>
+              <w:t>{{sale_price_eur</w:t>
+            </w:r>
+            <w:r>
+              <w:rPr>
+                <w:rFonts w:ascii="Georgia" w:hAnsi="Georgia"/>
+                <w:b/>
+                <w:sz w:val="21"/>
+                <w:szCs w:val="21"/>
+                <w:lang w:eastAsia="bg-BG"/>
+              </w:rPr>
+              <w:t>_formatted</w:t>
+            </w:r>
+            <w:r>
+              <w:rPr>
+                <w:rFonts w:ascii="Georgia" w:hAnsi="Georgia"/>
+                <w:b/>
+                <w:sz w:val="21"/>
+                <w:szCs w:val="21"/>
+                <w:lang w:eastAsia="bg-BG"/>
+              </w:rPr>
+              <w:t>}}</w:t>
             </w:r>
             <w:r>
               <w:rPr>
@@ -2354,7 +2374,7 @@
                 <w:szCs w:val="21"/>
                 <w:lang w:eastAsia="bg-BG"/>
               </w:rPr>
-              <w:t>{{deposit_eur}}</w:t>
+              <w:t>{{deposit_eur</w:t>
             </w:r>
             <w:r>
               <w:rPr>
@@ -2362,6 +2382,26 @@
                 <w:b/>
                 <w:sz w:val="21"/>
                 <w:szCs w:val="21"/>
+                <w:lang w:eastAsia="bg-BG"/>
+              </w:rPr>
+              <w:t>_formatted</w:t>
+            </w:r>
+            <w:r>
+              <w:rPr>
+                <w:rFonts w:ascii="Georgia" w:hAnsi="Georgia" w:cs="Courier New"/>
+                <w:b/>
+                <w:sz w:val="21"/>
+                <w:szCs w:val="21"/>
+                <w:lang w:eastAsia="bg-BG"/>
+              </w:rPr>
+              <w:t>}}</w:t>
+            </w:r>
+            <w:r>
+              <w:rPr>
+                <w:rFonts w:ascii="Georgia" w:hAnsi="Georgia" w:cs="Courier New"/>
+                <w:b/>
+                <w:sz w:val="21"/>
+                <w:szCs w:val="21"/>
                 <w:lang w:val="bg-BG" w:eastAsia="bg-BG"/>
               </w:rPr>
               <w:t xml:space="preserve"> евро (</w:t>
@@ -2429,7 +2469,7 @@
                 <w:szCs w:val="21"/>
                 <w:lang w:val="bg-BG" w:eastAsia="bg-BG"/>
               </w:rPr>
-              <w:t xml:space="preserve">продажна цена, като към датата на подписване на настоящия окончателен </w:t>
+              <w:t xml:space="preserve">продажна цена, като към датата на </w:t>
             </w:r>
             <w:r>
               <w:rPr>
@@ -2439,7 +2479,7 @@
                 <w:lang w:val="bg-BG" w:eastAsia="bg-BG"/>
               </w:rPr>
               <w:lastRenderedPageBreak/>
-              <w:t xml:space="preserve">договор във формата на нотариален акт дължимата сума от общата продажна цена е в размер на </w:t>
+              <w:t xml:space="preserve">подписване на настоящия окончателен договор във формата на нотариален акт дължимата сума от общата продажна цена е в размер на </w:t>
             </w:r>
             <w:r>
               <w:rPr>
@@ -2449,7 +2489,7 @@
                 <w:szCs w:val="21"/>
                 <w:lang w:eastAsia="bg-BG"/>
               </w:rPr>
-              <w:t>{{remaining_price_eur}}</w:t>
+              <w:t>{{remaining_price_eur</w:t>
             </w:r>
             <w:r>
               <w:rPr>
@@ -2457,6 +2497,26 @@
                 <w:b/>
                 <w:sz w:val="21"/>
                 <w:szCs w:val="21"/>
+                <w:lang w:eastAsia="bg-BG"/>
+              </w:rPr>
+              <w:t>_formatted</w:t>
+            </w:r>
+            <w:r>
+              <w:rPr>
+                <w:rFonts w:ascii="Georgia" w:hAnsi="Georgia" w:cs="Courier New"/>
+                <w:b/>
+                <w:sz w:val="21"/>
+                <w:szCs w:val="21"/>
+                <w:lang w:eastAsia="bg-BG"/>
+              </w:rPr>
+              <w:t>}}</w:t>
+            </w:r>
+            <w:r>
+              <w:rPr>
+                <w:rFonts w:ascii="Georgia" w:hAnsi="Georgia" w:cs="Courier New"/>
+                <w:b/>
+                <w:sz w:val="21"/>
+                <w:szCs w:val="21"/>
                 <w:lang w:val="bg-BG" w:eastAsia="bg-BG"/>
               </w:rPr>
               <w:t xml:space="preserve"> евро (</w:t>
@@ -2546,7 +2606,27 @@
                 <w:szCs w:val="21"/>
                 <w:lang w:eastAsia="bg-BG"/>
               </w:rPr>
-              <w:t>{{remaining_price_eur}}</w:t>
+              <w:t>{{remaining_price_eur</w:t>
+            </w:r>
+            <w:r>
+              <w:rPr>
+                <w:rFonts w:ascii="Georgia" w:hAnsi="Georgia" w:cs="Courier New"/>
+                <w:b/>
+                <w:sz w:val="21"/>
+                <w:szCs w:val="21"/>
+                <w:lang w:eastAsia="bg-BG"/>
+              </w:rPr>
+              <w:t>_formatted</w:t>
+            </w:r>
+            <w:r>
+              <w:rPr>
+                <w:rFonts w:ascii="Georgia" w:hAnsi="Georgia" w:cs="Courier New"/>
+                <w:b/>
+                <w:sz w:val="21"/>
+                <w:szCs w:val="21"/>
+                <w:lang w:eastAsia="bg-BG"/>
+              </w:rPr>
+              <w:t>}}</w:t>
             </w:r>
             <w:r>
               <w:rPr>
@@ -3919,9 +3999,9 @@
                 <w:rFonts w:ascii="Georgia" w:hAnsi="Georgia"/>
                 <w:sz w:val="21"/>
                 <w:szCs w:val="21"/>
-                <w:lang w:val="bg-BG" w:eastAsia="bg-BG"/>
-              </w:rPr>
-              <w:t>10</w:t>
+                <w:lang w:val="en-US" w:eastAsia="bg-BG"/>
+              </w:rPr>
+              <w:t>{{deposit_percent}}</w:t>
             </w:r>
             <w:r>
               <w:rPr>
@@ -7205,6 +7285,7 @@
   <w:style w:type="character" w:default="1" w:styleId="DefaultParagraphFont">
     <w:name w:val="Default Paragraph Font"/>
     <w:uiPriority w:val="1"/>
+    <w:semiHidden/>
     <w:unhideWhenUsed/>
   </w:style>
   <w:style w:type="table" w:default="1" w:styleId="TableNormal">

--- a/templates/notarial-act-template-v1.docx
+++ b/templates/notarial-act-template-v1.docx
@@ -2442,7 +2442,7 @@
                 <w:szCs w:val="21"/>
                 <w:lang w:eastAsia="bg-BG"/>
               </w:rPr>
-              <w:t>{{deposit_percent}}</w:t>
+              <w:t>{{formatted_deposit_percent}}</w:t>
             </w:r>
             <w:r>
               <w:rPr>
@@ -2451,7 +2451,7 @@
                 <w:szCs w:val="21"/>
                 <w:lang w:val="bg-BG" w:eastAsia="bg-BG"/>
               </w:rPr>
-              <w:t xml:space="preserve"> % (десет процента) от договорената </w:t>
+              <w:t xml:space="preserve"> (десет процента) от договорената </w:t>
             </w:r>
             <w:r>
               <w:rPr>
@@ -2469,7 +2469,7 @@
                 <w:szCs w:val="21"/>
                 <w:lang w:val="bg-BG" w:eastAsia="bg-BG"/>
               </w:rPr>
-              <w:t xml:space="preserve">продажна цена, като към датата на </w:t>
+              <w:t xml:space="preserve">продажна цена, като към </w:t>
             </w:r>
             <w:r>
               <w:rPr>
@@ -2479,7 +2479,7 @@
                 <w:lang w:val="bg-BG" w:eastAsia="bg-BG"/>
               </w:rPr>
               <w:lastRenderedPageBreak/>
-              <w:t xml:space="preserve">подписване на настоящия окончателен договор във формата на нотариален акт дължимата сума от общата продажна цена е в размер на </w:t>
+              <w:t xml:space="preserve">датата на подписване на настоящия окончателен договор във формата на нотариален акт дължимата сума от общата продажна цена е в размер на </w:t>
             </w:r>
             <w:r>
               <w:rPr>
@@ -4001,16 +4001,16 @@
                 <w:szCs w:val="21"/>
                 <w:lang w:val="en-US" w:eastAsia="bg-BG"/>
               </w:rPr>
-              <w:t>{{deposit_percent}}</w:t>
-            </w:r>
-            <w:r>
-              <w:rPr>
-                <w:rFonts w:ascii="Georgia" w:hAnsi="Georgia"/>
-                <w:sz w:val="21"/>
-                <w:szCs w:val="21"/>
-                <w:lang w:val="bg-BG" w:eastAsia="bg-BG"/>
-              </w:rPr>
-              <w:t xml:space="preserve"> % (</w:t>
+              <w:t>{{formatted_deposit_percent}}</w:t>
+            </w:r>
+            <w:r>
+              <w:rPr>
+                <w:rFonts w:ascii="Georgia" w:hAnsi="Georgia"/>
+                <w:sz w:val="21"/>
+                <w:szCs w:val="21"/>
+                <w:lang w:val="bg-BG" w:eastAsia="bg-BG"/>
+              </w:rPr>
+              <w:t xml:space="preserve"> (</w:t>
             </w:r>
             <w:r>
               <w:rPr>
@@ -5167,7 +5167,17 @@
                 <w:szCs w:val="21"/>
                 <w:lang w:val="bg-BG" w:eastAsia="bg-BG"/>
               </w:rPr>
-              <w:t xml:space="preserve">Преди извършването и подписването на нотариалния акт, в изпълнение на задълженията си по </w:t>
+              <w:t xml:space="preserve">Преди извършването и подписването на нотариалния акт, в изпълнение на задълженията </w:t>
+            </w:r>
+            <w:r>
+              <w:rPr>
+                <w:rFonts w:ascii="Georgia" w:hAnsi="Georgia"/>
+                <w:sz w:val="21"/>
+                <w:szCs w:val="21"/>
+                <w:lang w:val="bg-BG" w:eastAsia="bg-BG"/>
+              </w:rPr>
+              <w:lastRenderedPageBreak/>
+              <w:t xml:space="preserve">си по </w:t>
             </w:r>
             <w:r>
               <w:rPr>
@@ -5187,17 +5197,7 @@
                 <w:szCs w:val="21"/>
                 <w:lang w:val="bg-BG" w:eastAsia="bg-BG"/>
               </w:rPr>
-              <w:t xml:space="preserve">, разясних на участващите в нотариалното производство лица, ясно и </w:t>
-            </w:r>
-            <w:r>
-              <w:rPr>
-                <w:rFonts w:ascii="Georgia" w:hAnsi="Georgia"/>
-                <w:sz w:val="21"/>
-                <w:szCs w:val="21"/>
-                <w:lang w:val="bg-BG" w:eastAsia="bg-BG"/>
-              </w:rPr>
-              <w:lastRenderedPageBreak/>
-              <w:t>недвусмислено фактическото положение и правните последици от този договор, и се убедих, че същите го сключват по добра воля, че разбират смисъла и значението на акта, който извършват и желаят настъпването на правните му последици. ----------------------------</w:t>
+              <w:t>, разясних на участващите в нотариалното производство лица, ясно и недвусмислено фактическото положение и правните последици от този договор, и се убедих, че същите го сключват по добра воля, че разбират смисъла и значението на акта, който извършват и желаят настъпването на правните му последици. ----------------------------</w:t>
             </w:r>
             <w:r>
               <w:rPr>

--- a/templates/notarial-act-template-v1.docx
+++ b/templates/notarial-act-template-v1.docx
@@ -1830,188 +1830,12 @@
             </w:r>
             <w:r>
               <w:rPr>
-                <w:rFonts w:ascii="Georgia" w:hAnsi="Georgia"/>
-                <w:i/>
-                <w:sz w:val="21"/>
-                <w:szCs w:val="21"/>
-                <w:lang w:val="bg-BG"/>
-              </w:rPr>
-              <w:t xml:space="preserve">представляващ съгласно доказателствен </w:t>
-            </w:r>
-            <w:r>
-              <w:rPr>
-                <w:rFonts w:ascii="Georgia" w:hAnsi="Georgia"/>
-                <w:i/>
-                <w:sz w:val="21"/>
-                <w:szCs w:val="21"/>
-                <w:lang w:val="bg-BG"/>
-              </w:rPr>
-              <w:t>Н</w:t>
-            </w:r>
-            <w:r>
-              <w:rPr>
-                <w:rFonts w:ascii="Georgia" w:hAnsi="Georgia"/>
-                <w:i/>
-                <w:sz w:val="21"/>
-                <w:szCs w:val="21"/>
-                <w:lang w:val="bg-BG"/>
-              </w:rPr>
-              <w:t>отариален акт за покупко-продажба на недвижим имот, № 29, том 2, рег. № 3118, дело 179 от 17.06.2005г. на Нотариус Маргарита Перусанова, рег. № 236 в НК, с район на действие – РС – София, вписан в СВ – гр. София към АВ с вх. рег. 29484 от 17.06.2005г., Акт № 183, том 85, дело № 21635/2005г., по имотна партида № 311618</w:t>
-            </w:r>
-            <w:r>
-              <w:rPr>
-                <w:rFonts w:ascii="Georgia" w:hAnsi="Georgia"/>
-                <w:sz w:val="21"/>
-                <w:szCs w:val="21"/>
-                <w:lang w:val="bg-BG"/>
-              </w:rPr>
-              <w:t xml:space="preserve"> –</w:t>
-            </w:r>
-            <w:r>
-              <w:rPr>
-                <w:rFonts w:ascii="Georgia" w:hAnsi="Georgia"/>
-                <w:sz w:val="21"/>
-                <w:szCs w:val="21"/>
-                <w:lang w:val="bg-BG"/>
-              </w:rPr>
-              <w:t xml:space="preserve"> </w:t>
-            </w:r>
-            <w:r>
-              <w:rPr>
-                <w:rFonts w:ascii="Georgia" w:hAnsi="Georgia"/>
-                <w:b/>
-                <w:bCs/>
-                <w:sz w:val="21"/>
-                <w:szCs w:val="21"/>
-                <w:lang w:val="bg-BG"/>
-              </w:rPr>
-              <w:t>АПАРТАМЕНТ № 6</w:t>
-            </w:r>
-            <w:r>
-              <w:rPr>
-                <w:rFonts w:ascii="Georgia" w:hAnsi="Georgia"/>
-                <w:sz w:val="21"/>
-                <w:szCs w:val="21"/>
-                <w:lang w:val="bg-BG"/>
-              </w:rPr>
-              <w:t xml:space="preserve"> /</w:t>
-            </w:r>
-            <w:r>
-              <w:rPr>
-                <w:rFonts w:ascii="Georgia" w:hAnsi="Georgia"/>
-                <w:b/>
-                <w:bCs/>
-                <w:sz w:val="21"/>
-                <w:szCs w:val="21"/>
-                <w:lang w:val="bg-BG"/>
-              </w:rPr>
-              <w:t>шест</w:t>
-            </w:r>
-            <w:r>
-              <w:rPr>
-                <w:rFonts w:ascii="Georgia" w:hAnsi="Georgia"/>
-                <w:sz w:val="21"/>
-                <w:szCs w:val="21"/>
-                <w:lang w:val="bg-BG"/>
-              </w:rPr>
-              <w:t xml:space="preserve">/, находящ се в град София, в сградата на Е. С. „Попилиеви“, на ул. „Цар Иван Асен II /втори/“ № 43 /четиридесет и три/, с площ от 80 /осемдесет/ кв. м., състоящ се от две стаи, хол, кухня и сервизни помещения, при съседи: изток – апартамент № 5 /пет/ на Радко Димитров Попилиев и стълбище, север – дворно място, запад – дворно място, юг – улица „Цар Иван Асен II /втори/“, </w:t>
-            </w:r>
-            <w:r>
-              <w:rPr>
-                <w:rFonts w:ascii="Georgia" w:hAnsi="Georgia"/>
-                <w:b/>
-                <w:sz w:val="21"/>
-                <w:szCs w:val="21"/>
-                <w:lang w:val="bg-BG"/>
-              </w:rPr>
-              <w:t>заедно с ТАВАНСКО ПОМЕЩЕНИЕ</w:t>
-            </w:r>
-            <w:r>
-              <w:rPr>
-                <w:rFonts w:ascii="Georgia" w:hAnsi="Georgia"/>
-                <w:sz w:val="21"/>
-                <w:szCs w:val="21"/>
-                <w:lang w:val="bg-BG"/>
-              </w:rPr>
-              <w:t xml:space="preserve"> </w:t>
-            </w:r>
-            <w:r>
-              <w:rPr>
-                <w:rFonts w:ascii="Georgia" w:hAnsi="Georgia"/>
-                <w:b/>
-                <w:bCs/>
-                <w:sz w:val="21"/>
-                <w:szCs w:val="21"/>
-                <w:lang w:val="bg-BG"/>
-              </w:rPr>
-              <w:t>№ 6</w:t>
-            </w:r>
-            <w:r>
-              <w:rPr>
-                <w:rFonts w:ascii="Georgia" w:hAnsi="Georgia"/>
-                <w:sz w:val="21"/>
-                <w:szCs w:val="21"/>
-                <w:lang w:val="bg-BG"/>
-              </w:rPr>
-              <w:t xml:space="preserve"> /шест/, без описана квадратура по доказателствен нотариален акт, при съседи: изток – таванско помещение № 7 /седем/ на Мая Аврамова Лисичкова и коридор, север – коридор, запад – таванско помещение № 5 /пет/ на Роза Костова Илиева и коридор, </w:t>
-            </w:r>
-            <w:r>
-              <w:rPr>
-                <w:rFonts w:ascii="Georgia" w:hAnsi="Georgia"/>
-                <w:b/>
-                <w:sz w:val="21"/>
-                <w:szCs w:val="21"/>
-                <w:lang w:val="bg-BG"/>
-              </w:rPr>
-              <w:t>заедно с ИЗБЕНО ПОМЕЩЕНИЕ № 6</w:t>
-            </w:r>
-            <w:r>
-              <w:rPr>
-                <w:rFonts w:ascii="Georgia" w:hAnsi="Georgia"/>
-                <w:sz w:val="21"/>
-                <w:szCs w:val="21"/>
-                <w:lang w:val="bg-BG"/>
-              </w:rPr>
-              <w:t xml:space="preserve"> /шест/, без описана квадратура по доказателствен нотариален акт, при съседи: изток – коридор, север – избено помещение № 7 /седем/ на Мария Георгиева Дончева, запад – коридор, юг – улица „Цар Иван Асен II /втори/“, </w:t>
-            </w:r>
-            <w:r>
-              <w:rPr>
-                <w:rFonts w:ascii="Georgia" w:hAnsi="Georgia"/>
-                <w:b/>
-                <w:sz w:val="21"/>
-                <w:szCs w:val="21"/>
-                <w:lang w:val="bg-BG"/>
-              </w:rPr>
-              <w:t>заедно с 12,51 % /дванадесет цяло петдесет и една стотни</w:t>
-            </w:r>
-            <w:r>
-              <w:rPr>
-                <w:rFonts w:ascii="Georgia" w:hAnsi="Georgia"/>
-                <w:b/>
-                <w:sz w:val="21"/>
-                <w:szCs w:val="21"/>
-                <w:lang w:val="bg-BG"/>
-              </w:rPr>
-              <w:t xml:space="preserve"> върху сто</w:t>
-            </w:r>
-            <w:r>
-              <w:rPr>
-                <w:rFonts w:ascii="Georgia" w:hAnsi="Georgia"/>
-                <w:b/>
-                <w:sz w:val="21"/>
-                <w:szCs w:val="21"/>
-                <w:lang w:val="bg-BG"/>
-              </w:rPr>
-              <w:t>/ идеални части от общите части на сградата и от правото на строеж върху мястото</w:t>
-            </w:r>
-            <w:r>
-              <w:rPr>
-                <w:rFonts w:ascii="Georgia" w:hAnsi="Georgia"/>
-                <w:sz w:val="21"/>
-                <w:szCs w:val="21"/>
-                <w:lang w:val="bg-BG"/>
-              </w:rPr>
-              <w:t>, в което е построена сградата, с площ от 263,50 /двеста шестдесет и три цяло и петдесет стотни/ кв. м., съставляващо имот планоснимачен номер 13 /тринадесет/, в квартал 23 /двадесет и три/ по плана на град София, местност „Трета извънградска част“</w:t>
+                <w:rFonts w:ascii="Georgia" w:eastAsia="Calibri" w:hAnsi="Georgia"/>
+                <w:sz w:val="21"/>
+                <w:szCs w:val="21"/>
+                <w:lang w:eastAsia="bg-BG"/>
+              </w:rPr>
+              <w:t>{{ownership_proof_text}}</w:t>
             </w:r>
             <w:r>
               <w:rPr>
@@ -2469,17 +2293,7 @@
                 <w:szCs w:val="21"/>
                 <w:lang w:val="bg-BG" w:eastAsia="bg-BG"/>
               </w:rPr>
-              <w:t xml:space="preserve">продажна цена, като към </w:t>
-            </w:r>
-            <w:r>
-              <w:rPr>
-                <w:rFonts w:ascii="Georgia" w:hAnsi="Georgia" w:cs="Courier New"/>
-                <w:sz w:val="21"/>
-                <w:szCs w:val="21"/>
-                <w:lang w:val="bg-BG" w:eastAsia="bg-BG"/>
-              </w:rPr>
-              <w:lastRenderedPageBreak/>
-              <w:t xml:space="preserve">датата на подписване на настоящия окончателен договор във формата на нотариален акт дължимата сума от общата продажна цена е в размер на </w:t>
+              <w:t xml:space="preserve">продажна цена, като към датата на подписване на настоящия окончателен договор във формата на нотариален акт дължимата сума от общата продажна цена е в размер на </w:t>
             </w:r>
             <w:r>
               <w:rPr>
@@ -3646,7 +3460,17 @@
                 <w:szCs w:val="21"/>
                 <w:lang w:val="bg-BG" w:eastAsia="bg-BG"/>
               </w:rPr>
-              <w:t xml:space="preserve"> няма сключени предварителни договори за продажба с трети лица, не </w:t>
+              <w:t xml:space="preserve"> няма сключени предварителни договори за продажба с трети </w:t>
+            </w:r>
+            <w:r>
+              <w:rPr>
+                <w:rFonts w:ascii="Georgia" w:hAnsi="Georgia"/>
+                <w:sz w:val="21"/>
+                <w:szCs w:val="21"/>
+                <w:lang w:val="bg-BG" w:eastAsia="bg-BG"/>
+              </w:rPr>
+              <w:lastRenderedPageBreak/>
+              <w:t xml:space="preserve">лица, не </w:t>
             </w:r>
             <w:r>
               <w:rPr>
@@ -5167,17 +4991,7 @@
                 <w:szCs w:val="21"/>
                 <w:lang w:val="bg-BG" w:eastAsia="bg-BG"/>
               </w:rPr>
-              <w:t xml:space="preserve">Преди извършването и подписването на нотариалния акт, в изпълнение на задълженията </w:t>
-            </w:r>
-            <w:r>
-              <w:rPr>
-                <w:rFonts w:ascii="Georgia" w:hAnsi="Georgia"/>
-                <w:sz w:val="21"/>
-                <w:szCs w:val="21"/>
-                <w:lang w:val="bg-BG" w:eastAsia="bg-BG"/>
-              </w:rPr>
-              <w:lastRenderedPageBreak/>
-              <w:t xml:space="preserve">си по </w:t>
+              <w:t xml:space="preserve">Преди извършването и подписването на нотариалния акт, в изпълнение на задълженията си по </w:t>
             </w:r>
             <w:r>
               <w:rPr>
@@ -5525,7 +5339,17 @@
                 <w:szCs w:val="21"/>
                 <w:lang w:val="bg-BG" w:eastAsia="bg-BG"/>
               </w:rPr>
-              <w:t>РСЦ24-УГ01-4783/30.07.2024 г., издадено от Столична община-район „Средец“</w:t>
+              <w:t>РСЦ24-УГ01-</w:t>
+            </w:r>
+            <w:r>
+              <w:rPr>
+                <w:rFonts w:ascii="Georgia" w:hAnsi="Georgia"/>
+                <w:sz w:val="21"/>
+                <w:szCs w:val="21"/>
+                <w:lang w:val="bg-BG" w:eastAsia="bg-BG"/>
+              </w:rPr>
+              <w:lastRenderedPageBreak/>
+              <w:t>4783/30.07.2024 г., издадено от Столична община-район „Средец“</w:t>
             </w:r>
             <w:r>
               <w:rPr>
@@ -7285,7 +7109,6 @@
   <w:style w:type="character" w:default="1" w:styleId="DefaultParagraphFont">
     <w:name w:val="Default Paragraph Font"/>
     <w:uiPriority w:val="1"/>
-    <w:semiHidden/>
     <w:unhideWhenUsed/>
   </w:style>
   <w:style w:type="table" w:default="1" w:styleId="TableNormal">

--- a/templates/notarial-act-template-v1.docx
+++ b/templates/notarial-act-template-v1.docx
@@ -1824,6 +1824,15 @@
                 <w:rFonts w:ascii="Georgia" w:eastAsia="Calibri" w:hAnsi="Georgia"/>
                 <w:sz w:val="21"/>
                 <w:szCs w:val="21"/>
+                <w:lang w:eastAsia="bg-BG"/>
+              </w:rPr>
+              <w:t>,</w:t>
+            </w:r>
+            <w:r>
+              <w:rPr>
+                <w:rFonts w:ascii="Georgia" w:eastAsia="Calibri" w:hAnsi="Georgia"/>
+                <w:sz w:val="21"/>
+                <w:szCs w:val="21"/>
                 <w:lang w:val="bg-BG" w:eastAsia="bg-BG"/>
               </w:rPr>
               <w:t xml:space="preserve"> </w:t>
@@ -3003,9 +3012,9 @@
                 <w:bCs/>
                 <w:sz w:val="21"/>
                 <w:szCs w:val="21"/>
-                <w:lang w:val="en-US" w:eastAsia="bg-BG"/>
-              </w:rPr>
-              <w:t>48 492</w:t>
+                <w:lang w:eastAsia="bg-BG"/>
+              </w:rPr>
+              <w:t>{{tax_evaluation_amount_formatted}}</w:t>
             </w:r>
             <w:r>
               <w:rPr>
@@ -3016,7 +3025,7 @@
                 <w:szCs w:val="21"/>
                 <w:lang w:val="bg-BG" w:eastAsia="bg-BG"/>
               </w:rPr>
-              <w:t>, 90</w:t>
+              <w:t xml:space="preserve"> </w:t>
             </w:r>
             <w:r>
               <w:rPr>
@@ -3027,33 +3036,22 @@
                 <w:szCs w:val="21"/>
                 <w:lang w:val="bg-BG" w:eastAsia="bg-BG"/>
               </w:rPr>
+              <w:t>евро</w:t>
+            </w:r>
+            <w:r>
+              <w:rPr>
+                <w:rFonts w:ascii="Georgia" w:hAnsi="Georgia"/>
+                <w:b/>
+                <w:bCs/>
+                <w:sz w:val="21"/>
+                <w:szCs w:val="21"/>
+                <w:lang w:val="bg-BG" w:eastAsia="bg-BG"/>
+              </w:rPr>
               <w:t xml:space="preserve"> </w:t>
             </w:r>
             <w:r>
               <w:rPr>
                 <w:rFonts w:ascii="Georgia" w:hAnsi="Georgia"/>
-                <w:b/>
-                <w:bCs/>
-                <w:sz w:val="21"/>
-                <w:szCs w:val="21"/>
-                <w:lang w:val="bg-BG" w:eastAsia="bg-BG"/>
-              </w:rPr>
-              <w:t>евро</w:t>
-            </w:r>
-            <w:r>
-              <w:rPr>
-                <w:rFonts w:ascii="Georgia" w:hAnsi="Georgia"/>
-                <w:b/>
-                <w:bCs/>
-                <w:sz w:val="21"/>
-                <w:szCs w:val="21"/>
-                <w:lang w:val="bg-BG" w:eastAsia="bg-BG"/>
-              </w:rPr>
-              <w:t xml:space="preserve"> </w:t>
-            </w:r>
-            <w:r>
-              <w:rPr>
-                <w:rFonts w:ascii="Georgia" w:hAnsi="Georgia"/>
                 <w:sz w:val="21"/>
                 <w:szCs w:val="21"/>
                 <w:lang w:val="bg-BG" w:eastAsia="bg-BG"/>
@@ -3065,36 +3063,27 @@
                 <w:rFonts w:ascii="Georgia" w:hAnsi="Georgia"/>
                 <w:sz w:val="21"/>
                 <w:szCs w:val="21"/>
-                <w:lang w:val="bg-BG" w:eastAsia="bg-BG"/>
-              </w:rPr>
-              <w:t>четиридесет и осем хиляди четиристотин деветдесет и две евро и деветдесет евроцента</w:t>
-            </w:r>
-            <w:r>
-              <w:rPr>
-                <w:rFonts w:ascii="Georgia" w:hAnsi="Georgia"/>
-                <w:sz w:val="21"/>
-                <w:szCs w:val="21"/>
-                <w:lang w:val="bg-BG" w:eastAsia="bg-BG"/>
-              </w:rPr>
-              <w:t>), съгласно Удостоверение за данъчна оценка с изх. № 7</w:t>
-            </w:r>
-            <w:r>
-              <w:rPr>
-                <w:rFonts w:ascii="Georgia" w:hAnsi="Georgia"/>
-                <w:sz w:val="21"/>
-                <w:szCs w:val="21"/>
-                <w:lang w:val="bg-BG" w:eastAsia="bg-BG"/>
-              </w:rPr>
-              <w:t>2</w:t>
-            </w:r>
-            <w:r>
-              <w:rPr>
-                <w:rFonts w:ascii="Georgia" w:hAnsi="Georgia"/>
-                <w:sz w:val="21"/>
-                <w:szCs w:val="21"/>
-                <w:lang w:val="bg-BG" w:eastAsia="bg-BG"/>
-              </w:rPr>
-              <w:t>24051164</w:t>
+                <w:lang w:eastAsia="bg-BG"/>
+              </w:rPr>
+              <w:t>{{tax_evaluation_words}}</w:t>
+            </w:r>
+            <w:r>
+              <w:rPr>
+                <w:rFonts w:ascii="Georgia" w:hAnsi="Georgia"/>
+                <w:sz w:val="21"/>
+                <w:szCs w:val="21"/>
+                <w:lang w:val="bg-BG" w:eastAsia="bg-BG"/>
+              </w:rPr>
+              <w:t xml:space="preserve">), съгласно Удостоверение за данъчна оценка с изх. № </w:t>
+            </w:r>
+            <w:r>
+              <w:rPr>
+                <w:rFonts w:ascii="Georgia" w:hAnsi="Georgia"/>
+                <w:sz w:val="21"/>
+                <w:szCs w:val="21"/>
+                <w:lang w:eastAsia="bg-BG"/>
+              </w:rPr>
+              <w:t>{{tax_evaluation_certificate_number}}</w:t>
             </w:r>
             <w:r>
               <w:rPr>
@@ -3110,90 +3099,36 @@
                 <w:rFonts w:ascii="Georgia" w:hAnsi="Georgia"/>
                 <w:sz w:val="21"/>
                 <w:szCs w:val="21"/>
-                <w:lang w:val="bg-BG" w:eastAsia="bg-BG"/>
-              </w:rPr>
-              <w:t>25</w:t>
-            </w:r>
-            <w:r>
-              <w:rPr>
-                <w:rFonts w:ascii="Georgia" w:hAnsi="Georgia"/>
-                <w:sz w:val="21"/>
-                <w:szCs w:val="21"/>
-                <w:lang w:val="bg-BG" w:eastAsia="bg-BG"/>
-              </w:rPr>
-              <w:t>.0</w:t>
-            </w:r>
-            <w:r>
-              <w:rPr>
-                <w:rFonts w:ascii="Georgia" w:hAnsi="Georgia"/>
-                <w:sz w:val="21"/>
-                <w:szCs w:val="21"/>
-                <w:lang w:val="bg-BG" w:eastAsia="bg-BG"/>
-              </w:rPr>
-              <w:t>3</w:t>
-            </w:r>
-            <w:r>
-              <w:rPr>
-                <w:rFonts w:ascii="Georgia" w:hAnsi="Georgia"/>
-                <w:sz w:val="21"/>
-                <w:szCs w:val="21"/>
-                <w:lang w:val="bg-BG" w:eastAsia="bg-BG"/>
-              </w:rPr>
-              <w:t>.202</w:t>
-            </w:r>
-            <w:r>
-              <w:rPr>
-                <w:rFonts w:ascii="Georgia" w:hAnsi="Georgia"/>
-                <w:sz w:val="21"/>
-                <w:szCs w:val="21"/>
-                <w:lang w:val="bg-BG" w:eastAsia="bg-BG"/>
-              </w:rPr>
-              <w:t>6</w:t>
-            </w:r>
-            <w:r>
-              <w:rPr>
-                <w:rFonts w:ascii="Georgia" w:hAnsi="Georgia"/>
-                <w:sz w:val="21"/>
-                <w:szCs w:val="21"/>
-                <w:lang w:val="bg-BG" w:eastAsia="bg-BG"/>
-              </w:rPr>
-              <w:t xml:space="preserve"> г. от Столична община, Дирекция „Общински приходи“, Отдел ОП „</w:t>
-            </w:r>
-            <w:r>
-              <w:rPr>
-                <w:rFonts w:ascii="Georgia" w:hAnsi="Georgia"/>
-                <w:sz w:val="21"/>
-                <w:szCs w:val="21"/>
-                <w:lang w:val="bg-BG" w:eastAsia="bg-BG"/>
-              </w:rPr>
-              <w:t>Средец</w:t>
-            </w:r>
-            <w:r>
-              <w:rPr>
-                <w:rFonts w:ascii="Georgia" w:hAnsi="Georgia"/>
-                <w:sz w:val="21"/>
-                <w:szCs w:val="21"/>
-                <w:lang w:val="bg-BG" w:eastAsia="bg-BG"/>
-              </w:rPr>
-              <w:t xml:space="preserve"> – </w:t>
-            </w:r>
-            <w:r>
-              <w:rPr>
-                <w:rFonts w:ascii="Georgia" w:hAnsi="Georgia"/>
-                <w:sz w:val="21"/>
-                <w:szCs w:val="21"/>
-                <w:lang w:val="bg-BG" w:eastAsia="bg-BG"/>
-              </w:rPr>
-              <w:t>Триадица</w:t>
-            </w:r>
-            <w:r>
-              <w:rPr>
-                <w:rFonts w:ascii="Georgia" w:hAnsi="Georgia"/>
-                <w:sz w:val="21"/>
-                <w:szCs w:val="21"/>
-                <w:lang w:val="bg-BG" w:eastAsia="bg-BG"/>
-              </w:rPr>
-              <w:t>“;</w:t>
+                <w:lang w:eastAsia="bg-BG"/>
+              </w:rPr>
+              <w:t>{{tax_evaluation_certificate_date}}</w:t>
+            </w:r>
+            <w:r>
+              <w:rPr>
+                <w:rFonts w:ascii="Georgia" w:hAnsi="Georgia"/>
+                <w:sz w:val="21"/>
+                <w:szCs w:val="21"/>
+                <w:lang w:val="bg-BG" w:eastAsia="bg-BG"/>
+              </w:rPr>
+              <w:t xml:space="preserve"> г. от </w:t>
+            </w:r>
+            <w:r>
+              <w:rPr>
+                <w:rFonts w:ascii="Georgia" w:hAnsi="Georgia"/>
+                <w:sz w:val="21"/>
+                <w:szCs w:val="21"/>
+                <w:lang w:eastAsia="bg-BG"/>
+              </w:rPr>
+              <w:t>{{tax_evaluation_issuer}}</w:t>
+            </w:r>
+            <w:r>
+              <w:rPr>
+                <w:rFonts w:ascii="Georgia" w:hAnsi="Georgia"/>
+                <w:sz w:val="21"/>
+                <w:szCs w:val="21"/>
+                <w:lang w:val="bg-BG" w:eastAsia="bg-BG"/>
+              </w:rPr>
+              <w:t>;</w:t>
             </w:r>
             <w:r>
               <w:rPr>

--- a/templates/notarial-act-template-v1.docx
+++ b/templates/notarial-act-template-v1.docx
@@ -2592,44 +2592,43 @@
                 <w:spacing w:val="3"/>
                 <w:sz w:val="21"/>
                 <w:szCs w:val="21"/>
-                <w:lang w:val="bg-BG" w:eastAsia="bg-BG"/>
-              </w:rPr>
-              <w:t>„</w:t>
-            </w:r>
-            <w:r>
-              <w:rPr>
-                <w:rFonts w:ascii="Georgia" w:hAnsi="Georgia"/>
-                <w:b/>
+                <w:lang w:eastAsia="bg-BG"/>
+              </w:rPr>
+              <w:t>{{seller_bank_name}}</w:t>
+            </w:r>
+            <w:r>
+              <w:rPr>
+                <w:rFonts w:ascii="Georgia" w:hAnsi="Georgia"/>
                 <w:color w:val="000000"/>
                 <w:spacing w:val="3"/>
                 <w:sz w:val="21"/>
                 <w:szCs w:val="21"/>
                 <w:lang w:val="bg-BG" w:eastAsia="bg-BG"/>
               </w:rPr>
-              <w:t>УНИКРЕДИТ БУЛБАНК</w:t>
-            </w:r>
-            <w:r>
-              <w:rPr>
-                <w:rFonts w:ascii="Georgia" w:hAnsi="Georgia"/>
-                <w:b/>
+              <w:t xml:space="preserve">, </w:t>
+            </w:r>
+            <w:r>
+              <w:rPr>
+                <w:rFonts w:ascii="Georgia" w:hAnsi="Georgia"/>
                 <w:color w:val="000000"/>
                 <w:spacing w:val="3"/>
                 <w:sz w:val="21"/>
                 <w:szCs w:val="21"/>
-                <w:lang w:val="bg-BG" w:eastAsia="bg-BG"/>
-              </w:rPr>
-              <w:t>“ АД</w:t>
-            </w:r>
-            <w:r>
-              <w:rPr>
-                <w:rFonts w:ascii="Georgia" w:hAnsi="Georgia"/>
+                <w:lang w:val="en-US" w:eastAsia="bg-BG"/>
+              </w:rPr>
+              <w:t xml:space="preserve">BIC </w:t>
+            </w:r>
+            <w:r>
+              <w:rPr>
+                <w:rFonts w:ascii="Georgia" w:hAnsi="Georgia"/>
+                <w:b/>
                 <w:color w:val="000000"/>
                 <w:spacing w:val="3"/>
                 <w:sz w:val="21"/>
                 <w:szCs w:val="21"/>
-                <w:lang w:val="bg-BG" w:eastAsia="bg-BG"/>
-              </w:rPr>
-              <w:t xml:space="preserve">, </w:t>
+                <w:lang w:eastAsia="bg-BG"/>
+              </w:rPr>
+              <w:t>{{seller_bank_bic}}</w:t>
             </w:r>
             <w:r>
               <w:rPr>
@@ -2638,199 +2637,32 @@
                 <w:spacing w:val="3"/>
                 <w:sz w:val="21"/>
                 <w:szCs w:val="21"/>
-                <w:lang w:val="en-US" w:eastAsia="bg-BG"/>
-              </w:rPr>
-              <w:t xml:space="preserve">BIC </w:t>
-            </w:r>
-            <w:r>
-              <w:rPr>
-                <w:rFonts w:ascii="Georgia" w:hAnsi="Georgia"/>
-                <w:b/>
+                <w:lang w:val="bg-BG" w:eastAsia="bg-BG"/>
+              </w:rPr>
+              <w:t xml:space="preserve">, </w:t>
+            </w:r>
+            <w:r>
+              <w:rPr>
+                <w:rFonts w:ascii="Georgia" w:hAnsi="Georgia"/>
                 <w:color w:val="000000"/>
                 <w:spacing w:val="3"/>
                 <w:sz w:val="21"/>
                 <w:szCs w:val="21"/>
                 <w:lang w:val="en-US" w:eastAsia="bg-BG"/>
               </w:rPr>
-              <w:t>UNCRBGSF</w:t>
-            </w:r>
-            <w:r>
-              <w:rPr>
-                <w:rFonts w:ascii="Georgia" w:hAnsi="Georgia"/>
+              <w:t xml:space="preserve">IBAN </w:t>
+            </w:r>
+            <w:r>
+              <w:rPr>
+                <w:rFonts w:ascii="Georgia" w:hAnsi="Georgia"/>
+                <w:b/>
                 <w:color w:val="000000"/>
                 <w:spacing w:val="3"/>
                 <w:sz w:val="21"/>
                 <w:szCs w:val="21"/>
-                <w:lang w:val="bg-BG" w:eastAsia="bg-BG"/>
-              </w:rPr>
-              <w:t xml:space="preserve">, </w:t>
-            </w:r>
-            <w:r>
-              <w:rPr>
-                <w:rFonts w:ascii="Georgia" w:hAnsi="Georgia"/>
-                <w:color w:val="000000"/>
-                <w:spacing w:val="3"/>
-                <w:sz w:val="21"/>
-                <w:szCs w:val="21"/>
-                <w:lang w:val="en-US" w:eastAsia="bg-BG"/>
-              </w:rPr>
-              <w:t xml:space="preserve">IBAN </w:t>
-            </w:r>
-            <w:r>
-              <w:rPr>
-                <w:rFonts w:ascii="Georgia" w:hAnsi="Georgia"/>
-                <w:b/>
-                <w:color w:val="000000"/>
-                <w:spacing w:val="3"/>
-                <w:sz w:val="21"/>
-                <w:szCs w:val="21"/>
-                <w:lang w:val="en-US" w:eastAsia="bg-BG"/>
-              </w:rPr>
-              <w:t>BG</w:t>
-            </w:r>
-            <w:r>
-              <w:rPr>
-                <w:rFonts w:ascii="Georgia" w:hAnsi="Georgia"/>
-                <w:b/>
-                <w:color w:val="000000"/>
-                <w:spacing w:val="3"/>
-                <w:sz w:val="21"/>
-                <w:szCs w:val="21"/>
-                <w:lang w:val="bg-BG" w:eastAsia="bg-BG"/>
-              </w:rPr>
-              <w:t xml:space="preserve"> </w:t>
-            </w:r>
-            <w:r>
-              <w:rPr>
-                <w:rFonts w:ascii="Georgia" w:hAnsi="Georgia"/>
-                <w:b/>
-                <w:color w:val="000000"/>
-                <w:spacing w:val="3"/>
-                <w:sz w:val="21"/>
-                <w:szCs w:val="21"/>
-                <w:lang w:val="en-US" w:eastAsia="bg-BG"/>
-              </w:rPr>
-              <w:t>67</w:t>
-            </w:r>
-            <w:r>
-              <w:rPr>
-                <w:rFonts w:ascii="Georgia" w:hAnsi="Georgia"/>
-                <w:b/>
-                <w:color w:val="000000"/>
-                <w:spacing w:val="3"/>
-                <w:sz w:val="21"/>
-                <w:szCs w:val="21"/>
-                <w:lang w:val="bg-BG" w:eastAsia="bg-BG"/>
-              </w:rPr>
-              <w:t xml:space="preserve"> </w:t>
-            </w:r>
-            <w:r>
-              <w:rPr>
-                <w:rFonts w:ascii="Georgia" w:hAnsi="Georgia"/>
-                <w:b/>
-                <w:color w:val="000000"/>
-                <w:spacing w:val="3"/>
-                <w:sz w:val="21"/>
-                <w:szCs w:val="21"/>
-                <w:lang w:val="en-US" w:eastAsia="bg-BG"/>
-              </w:rPr>
-              <w:t>UNCR</w:t>
-            </w:r>
-            <w:r>
-              <w:rPr>
-                <w:rFonts w:ascii="Georgia" w:hAnsi="Georgia"/>
-                <w:b/>
-                <w:color w:val="000000"/>
-                <w:spacing w:val="3"/>
-                <w:sz w:val="21"/>
-                <w:szCs w:val="21"/>
-                <w:lang w:val="bg-BG" w:eastAsia="bg-BG"/>
-              </w:rPr>
-              <w:t xml:space="preserve"> </w:t>
-            </w:r>
-            <w:r>
-              <w:rPr>
-                <w:rFonts w:ascii="Georgia" w:hAnsi="Georgia"/>
-                <w:b/>
-                <w:color w:val="000000"/>
-                <w:spacing w:val="3"/>
-                <w:sz w:val="21"/>
-                <w:szCs w:val="21"/>
-                <w:lang w:val="en-US" w:eastAsia="bg-BG"/>
-              </w:rPr>
-              <w:t>7000</w:t>
-            </w:r>
-            <w:r>
-              <w:rPr>
-                <w:rFonts w:ascii="Georgia" w:hAnsi="Georgia"/>
-                <w:b/>
-                <w:color w:val="000000"/>
-                <w:spacing w:val="3"/>
-                <w:sz w:val="21"/>
-                <w:szCs w:val="21"/>
-                <w:lang w:val="bg-BG" w:eastAsia="bg-BG"/>
-              </w:rPr>
-              <w:t xml:space="preserve"> </w:t>
-            </w:r>
-            <w:r>
-              <w:rPr>
-                <w:rFonts w:ascii="Georgia" w:hAnsi="Georgia"/>
-                <w:b/>
-                <w:color w:val="000000"/>
-                <w:spacing w:val="3"/>
-                <w:sz w:val="21"/>
-                <w:szCs w:val="21"/>
-                <w:lang w:val="en-US" w:eastAsia="bg-BG"/>
-              </w:rPr>
-              <w:t>4522</w:t>
-            </w:r>
-            <w:r>
-              <w:rPr>
-                <w:rFonts w:ascii="Georgia" w:hAnsi="Georgia"/>
-                <w:b/>
-                <w:color w:val="000000"/>
-                <w:spacing w:val="3"/>
-                <w:sz w:val="21"/>
-                <w:szCs w:val="21"/>
-                <w:lang w:val="bg-BG" w:eastAsia="bg-BG"/>
-              </w:rPr>
-              <w:t xml:space="preserve"> </w:t>
-            </w:r>
-            <w:r>
-              <w:rPr>
-                <w:rFonts w:ascii="Georgia" w:hAnsi="Georgia"/>
-                <w:b/>
-                <w:color w:val="000000"/>
-                <w:spacing w:val="3"/>
-                <w:sz w:val="21"/>
-                <w:szCs w:val="21"/>
-                <w:lang w:val="en-US" w:eastAsia="bg-BG"/>
-              </w:rPr>
-              <w:t>6900</w:t>
-            </w:r>
-            <w:r>
-              <w:rPr>
-                <w:rFonts w:ascii="Georgia" w:hAnsi="Georgia"/>
-                <w:b/>
-                <w:color w:val="000000"/>
-                <w:spacing w:val="3"/>
-                <w:sz w:val="21"/>
-                <w:szCs w:val="21"/>
-                <w:lang w:val="bg-BG" w:eastAsia="bg-BG"/>
-              </w:rPr>
-              <w:t xml:space="preserve"> </w:t>
-            </w:r>
-            <w:r>
-              <w:rPr>
-                <w:rFonts w:ascii="Georgia" w:hAnsi="Georgia"/>
-                <w:b/>
-                <w:color w:val="000000"/>
-                <w:spacing w:val="3"/>
-                <w:sz w:val="21"/>
-                <w:szCs w:val="21"/>
-                <w:lang w:val="en-US" w:eastAsia="bg-BG"/>
-              </w:rPr>
-              <w:t>18</w:t>
+                <w:lang w:eastAsia="bg-BG"/>
+              </w:rPr>
+              <w:t>{{seller_bank_iban}}</w:t>
             </w:r>
             <w:r>
               <w:rPr>

--- a/templates/notarial-act-template-v1.docx
+++ b/templates/notarial-act-template-v1.docx
@@ -2110,7 +2110,16 @@
                 <w:szCs w:val="21"/>
                 <w:lang w:val="bg-BG" w:eastAsia="bg-BG"/>
               </w:rPr>
-              <w:t>Предварителен договор от 24</w:t>
+              <w:t xml:space="preserve">Предварителен договор от </w:t>
+            </w:r>
+            <w:r>
+              <w:rPr>
+                <w:rFonts w:ascii="Georgia" w:hAnsi="Georgia"/>
+                <w:sz w:val="21"/>
+                <w:szCs w:val="21"/>
+                <w:lang w:val="bg-BG" w:eastAsia="bg-BG"/>
+              </w:rPr>
+              <w:t>{{preliminary_contract_date}}</w:t>
             </w:r>
             <w:r>
               <w:rPr>
@@ -2119,25 +2128,7 @@
                 <w:szCs w:val="21"/>
                 <w:lang w:val="en-US" w:eastAsia="bg-BG"/>
               </w:rPr>
-              <w:t>.</w:t>
-            </w:r>
-            <w:r>
-              <w:rPr>
-                <w:rFonts w:ascii="Georgia" w:hAnsi="Georgia"/>
-                <w:sz w:val="21"/>
-                <w:szCs w:val="21"/>
-                <w:lang w:val="bg-BG" w:eastAsia="bg-BG"/>
-              </w:rPr>
-              <w:t>02</w:t>
-            </w:r>
-            <w:r>
-              <w:rPr>
-                <w:rFonts w:ascii="Georgia" w:hAnsi="Georgia"/>
-                <w:sz w:val="21"/>
-                <w:szCs w:val="21"/>
-                <w:lang w:val="en-US" w:eastAsia="bg-BG"/>
-              </w:rPr>
-              <w:t xml:space="preserve">.2026 </w:t>
+              <w:t xml:space="preserve"> </w:t>
             </w:r>
             <w:r>
               <w:rPr>
@@ -3926,7 +3917,7 @@
                 <w:szCs w:val="21"/>
                 <w:lang w:val="bg-BG" w:eastAsia="bg-BG"/>
               </w:rPr>
-              <w:t>24</w:t>
+              <w:t>{{preliminary_contract_date}}</w:t>
             </w:r>
             <w:r>
               <w:rPr>
@@ -3935,25 +3926,7 @@
                 <w:szCs w:val="21"/>
                 <w:lang w:val="en-US" w:eastAsia="bg-BG"/>
               </w:rPr>
-              <w:t>.</w:t>
-            </w:r>
-            <w:r>
-              <w:rPr>
-                <w:rFonts w:ascii="Georgia" w:hAnsi="Georgia"/>
-                <w:sz w:val="21"/>
-                <w:szCs w:val="21"/>
-                <w:lang w:val="bg-BG" w:eastAsia="bg-BG"/>
-              </w:rPr>
-              <w:t>02</w:t>
-            </w:r>
-            <w:r>
-              <w:rPr>
-                <w:rFonts w:ascii="Georgia" w:hAnsi="Georgia"/>
-                <w:sz w:val="21"/>
-                <w:szCs w:val="21"/>
-                <w:lang w:val="en-US" w:eastAsia="bg-BG"/>
-              </w:rPr>
-              <w:t xml:space="preserve">.2026 </w:t>
+              <w:t xml:space="preserve"> </w:t>
             </w:r>
             <w:r>
               <w:rPr>
@@ -5049,7 +5022,17 @@
                 <w:szCs w:val="21"/>
                 <w:lang w:val="bg-BG" w:eastAsia="bg-BG"/>
               </w:rPr>
-              <w:t>Удостоверение за данъчна оценка с изх. № 7224051164, издадено на 25.03.2026 г. от Столична община, Дирекция „Общински приходи“, Отдел ОП „Средец – Триадица“</w:t>
+              <w:t xml:space="preserve">Удостоверение за данъчна оценка с изх. № 7224051164, издадено на 25.03.2026 г. от Столична община, Дирекция „Общински приходи“, Отдел ОП „Средец – </w:t>
+            </w:r>
+            <w:r>
+              <w:rPr>
+                <w:rFonts w:ascii="Georgia" w:hAnsi="Georgia"/>
+                <w:sz w:val="21"/>
+                <w:szCs w:val="21"/>
+                <w:lang w:val="bg-BG" w:eastAsia="bg-BG"/>
+              </w:rPr>
+              <w:lastRenderedPageBreak/>
+              <w:t>Триадица“</w:t>
             </w:r>
             <w:r>
               <w:rPr>
@@ -5106,17 +5089,7 @@
                 <w:szCs w:val="21"/>
                 <w:lang w:val="bg-BG" w:eastAsia="bg-BG"/>
               </w:rPr>
-              <w:t>РСЦ24-УГ01-</w:t>
-            </w:r>
-            <w:r>
-              <w:rPr>
-                <w:rFonts w:ascii="Georgia" w:hAnsi="Georgia"/>
-                <w:sz w:val="21"/>
-                <w:szCs w:val="21"/>
-                <w:lang w:val="bg-BG" w:eastAsia="bg-BG"/>
-              </w:rPr>
-              <w:lastRenderedPageBreak/>
-              <w:t>4783/30.07.2024 г., издадено от Столична община-район „Средец“</w:t>
+              <w:t>РСЦ24-УГ01-4783/30.07.2024 г., издадено от Столична община-район „Средец“</w:t>
             </w:r>
             <w:r>
               <w:rPr>
@@ -6876,6 +6849,7 @@
   <w:style w:type="character" w:default="1" w:styleId="DefaultParagraphFont">
     <w:name w:val="Default Paragraph Font"/>
     <w:uiPriority w:val="1"/>
+    <w:semiHidden/>
     <w:unhideWhenUsed/>
   </w:style>
   <w:style w:type="table" w:default="1" w:styleId="TableNormal">

--- a/templates/notarial-act-template-v1.docx
+++ b/templates/notarial-act-template-v1.docx
@@ -1129,9 +1129,9 @@
                 <w:bCs/>
                 <w:sz w:val="21"/>
                 <w:szCs w:val="21"/>
-                <w:lang w:val="bg-BG" w:eastAsia="bg-BG"/>
-              </w:rPr>
-              <w:t>ВАЛЕНТИНА ГЕОРГИЕВА</w:t>
+                <w:lang w:eastAsia="bg-BG"/>
+              </w:rPr>
+              <w:t>{{notary_name}}</w:t>
             </w:r>
             <w:r>
               <w:rPr>
@@ -1140,7 +1140,61 @@
                 <w:szCs w:val="21"/>
                 <w:lang w:val="bg-BG" w:eastAsia="bg-BG"/>
               </w:rPr>
-              <w:t>, Нотариус с район на действие – Софийски районен съд, вписана под № 340 в регистъра на Нотариалната камара на Република България, в кантората ми в гр. София, улица “Княз Борис І” № 49, се явиха:</w:t>
+              <w:t xml:space="preserve">, Нотариус с район на действие – </w:t>
+            </w:r>
+            <w:r>
+              <w:rPr>
+                <w:rFonts w:ascii="Georgia" w:hAnsi="Georgia" w:cs="Georgia"/>
+                <w:sz w:val="21"/>
+                <w:szCs w:val="21"/>
+                <w:lang w:eastAsia="bg-BG"/>
+              </w:rPr>
+              <w:t>{{notary_region}}</w:t>
+            </w:r>
+            <w:r>
+              <w:rPr>
+                <w:rFonts w:ascii="Georgia" w:hAnsi="Georgia" w:cs="Georgia"/>
+                <w:sz w:val="21"/>
+                <w:szCs w:val="21"/>
+                <w:lang w:val="bg-BG" w:eastAsia="bg-BG"/>
+              </w:rPr>
+              <w:t xml:space="preserve">, вписана под № </w:t>
+            </w:r>
+            <w:r>
+              <w:rPr>
+                <w:rFonts w:ascii="Georgia" w:hAnsi="Georgia" w:cs="Georgia"/>
+                <w:sz w:val="21"/>
+                <w:szCs w:val="21"/>
+                <w:lang w:eastAsia="bg-BG"/>
+              </w:rPr>
+              <w:t>{{notary_registry_number}}</w:t>
+            </w:r>
+            <w:r>
+              <w:rPr>
+                <w:rFonts w:ascii="Georgia" w:hAnsi="Georgia" w:cs="Georgia"/>
+                <w:sz w:val="21"/>
+                <w:szCs w:val="21"/>
+                <w:lang w:val="bg-BG" w:eastAsia="bg-BG"/>
+              </w:rPr>
+              <w:t xml:space="preserve"> в регистъра на Нотариалната камара на Република България, в кантората ми в </w:t>
+            </w:r>
+            <w:r>
+              <w:rPr>
+                <w:rFonts w:ascii="Georgia" w:hAnsi="Georgia" w:cs="Georgia"/>
+                <w:sz w:val="21"/>
+                <w:szCs w:val="21"/>
+                <w:lang w:eastAsia="bg-BG"/>
+              </w:rPr>
+              <w:t>{{notary_office_address}}</w:t>
+            </w:r>
+            <w:r>
+              <w:rPr>
+                <w:rFonts w:ascii="Georgia" w:hAnsi="Georgia" w:cs="Georgia"/>
+                <w:sz w:val="21"/>
+                <w:szCs w:val="21"/>
+                <w:lang w:val="bg-BG" w:eastAsia="bg-BG"/>
+              </w:rPr>
+              <w:t>, се явиха:</w:t>
             </w:r>
             <w:bookmarkStart w:id="1" w:name="_Hlk526247358"/>
             <w:r>
@@ -3200,7 +3254,17 @@
                 <w:szCs w:val="21"/>
                 <w:lang w:val="bg-BG" w:eastAsia="bg-BG"/>
               </w:rPr>
-              <w:t xml:space="preserve"> обременен с вещни тежести, ипотечни задължения и възбрани, за имот</w:t>
+              <w:t xml:space="preserve"> обременен с вещни тежести, ипотечни </w:t>
+            </w:r>
+            <w:r>
+              <w:rPr>
+                <w:rFonts w:ascii="Georgia" w:hAnsi="Georgia"/>
+                <w:sz w:val="21"/>
+                <w:szCs w:val="21"/>
+                <w:lang w:val="bg-BG" w:eastAsia="bg-BG"/>
+              </w:rPr>
+              <w:lastRenderedPageBreak/>
+              <w:t>задължения и възбрани, за имот</w:t>
             </w:r>
             <w:r>
               <w:rPr>
@@ -3218,17 +3282,7 @@
                 <w:szCs w:val="21"/>
                 <w:lang w:val="bg-BG" w:eastAsia="bg-BG"/>
               </w:rPr>
-              <w:t xml:space="preserve"> няма сключени предварителни договори за продажба с трети </w:t>
-            </w:r>
-            <w:r>
-              <w:rPr>
-                <w:rFonts w:ascii="Georgia" w:hAnsi="Georgia"/>
-                <w:sz w:val="21"/>
-                <w:szCs w:val="21"/>
-                <w:lang w:val="bg-BG" w:eastAsia="bg-BG"/>
-              </w:rPr>
-              <w:lastRenderedPageBreak/>
-              <w:t xml:space="preserve">лица, не </w:t>
+              <w:t xml:space="preserve"> няма сключени предварителни договори за продажба с трети лица, не </w:t>
             </w:r>
             <w:r>
               <w:rPr>
@@ -5022,7 +5076,7 @@
                 <w:szCs w:val="21"/>
                 <w:lang w:val="bg-BG" w:eastAsia="bg-BG"/>
               </w:rPr>
-              <w:t xml:space="preserve">Удостоверение за данъчна оценка с изх. № 7224051164, издадено на 25.03.2026 г. от Столична община, Дирекция „Общински приходи“, Отдел ОП „Средец – </w:t>
+              <w:t xml:space="preserve">Удостоверение за данъчна оценка с изх. № 7224051164, издадено на </w:t>
             </w:r>
             <w:r>
               <w:rPr>
@@ -5032,7 +5086,7 @@
                 <w:lang w:val="bg-BG" w:eastAsia="bg-BG"/>
               </w:rPr>
               <w:lastRenderedPageBreak/>
-              <w:t>Триадица“</w:t>
+              <w:t>25.03.2026 г. от Столична община, Дирекция „Общински приходи“, Отдел ОП „Средец – Триадица“</w:t>
             </w:r>
             <w:r>
               <w:rPr>
@@ -6849,7 +6903,6 @@
   <w:style w:type="character" w:default="1" w:styleId="DefaultParagraphFont">
     <w:name w:val="Default Paragraph Font"/>
     <w:uiPriority w:val="1"/>
-    <w:semiHidden/>
     <w:unhideWhenUsed/>
   </w:style>
   <w:style w:type="table" w:default="1" w:styleId="TableNormal">

--- a/templates/notarial-act-template-v1.docx
+++ b/templates/notarial-act-template-v1.docx
@@ -1269,9 +1269,9 @@
                 <w:bCs/>
                 <w:sz w:val="21"/>
                 <w:szCs w:val="21"/>
-                <w:lang w:val="en-US" w:eastAsia="bg-BG"/>
-              </w:rPr>
-              <w:t>647544565</w:t>
+                <w:lang w:eastAsia="bg-BG"/>
+              </w:rPr>
+              <w:t>{{seller_id_card_number}}</w:t>
             </w:r>
             <w:r>
               <w:rPr>
@@ -1289,9 +1289,9 @@
                 <w:bCs/>
                 <w:sz w:val="21"/>
                 <w:szCs w:val="21"/>
-                <w:lang w:val="en-US" w:eastAsia="bg-BG"/>
-              </w:rPr>
-              <w:t>28</w:t>
+                <w:lang w:eastAsia="bg-BG"/>
+              </w:rPr>
+              <w:t>{{seller_id_card_issue_date}}</w:t>
             </w:r>
             <w:r>
               <w:rPr>
@@ -1301,7 +1301,7 @@
                 <w:szCs w:val="21"/>
                 <w:lang w:val="bg-BG" w:eastAsia="bg-BG"/>
               </w:rPr>
-              <w:t>.</w:t>
+              <w:t xml:space="preserve"> г. от </w:t>
             </w:r>
             <w:r>
               <w:rPr>
@@ -1309,9 +1309,9 @@
                 <w:bCs/>
                 <w:sz w:val="21"/>
                 <w:szCs w:val="21"/>
-                <w:lang w:val="en-US" w:eastAsia="bg-BG"/>
-              </w:rPr>
-              <w:t>03</w:t>
+                <w:lang w:eastAsia="bg-BG"/>
+              </w:rPr>
+              <w:t>{{seller_id_card_issuer}}</w:t>
             </w:r>
             <w:r>
               <w:rPr>
@@ -1321,7 +1321,7 @@
                 <w:szCs w:val="21"/>
                 <w:lang w:val="bg-BG" w:eastAsia="bg-BG"/>
               </w:rPr>
-              <w:t>.20</w:t>
+              <w:t>,</w:t>
             </w:r>
             <w:r>
               <w:rPr>
@@ -1329,9 +1329,136 @@
                 <w:bCs/>
                 <w:sz w:val="21"/>
                 <w:szCs w:val="21"/>
-                <w:lang w:val="en-US" w:eastAsia="bg-BG"/>
-              </w:rPr>
-              <w:t>18</w:t>
+                <w:lang w:val="bg-BG" w:eastAsia="bg-BG"/>
+              </w:rPr>
+              <w:t xml:space="preserve"> </w:t>
+            </w:r>
+            <w:r>
+              <w:rPr>
+                <w:rFonts w:ascii="Georgia" w:hAnsi="Georgia" w:cs="Courier New"/>
+                <w:sz w:val="21"/>
+                <w:szCs w:val="21"/>
+                <w:lang w:val="bg-BG" w:eastAsia="bg-BG"/>
+              </w:rPr>
+              <w:t xml:space="preserve">с постоянен адрес в </w:t>
+            </w:r>
+            <w:r>
+              <w:rPr>
+                <w:rFonts w:ascii="Georgia" w:hAnsi="Georgia" w:cs="Courier New"/>
+                <w:sz w:val="21"/>
+                <w:szCs w:val="21"/>
+                <w:lang w:eastAsia="bg-BG"/>
+              </w:rPr>
+              <w:t>{{seller_permanent_address}}</w:t>
+            </w:r>
+            <w:r>
+              <w:rPr>
+                <w:rFonts w:ascii="Georgia" w:hAnsi="Georgia"/>
+                <w:bCs/>
+                <w:sz w:val="21"/>
+                <w:szCs w:val="21"/>
+                <w:lang w:val="bg-BG" w:eastAsia="bg-BG"/>
+              </w:rPr>
+              <w:t xml:space="preserve">, </w:t>
+            </w:r>
+            <w:r>
+              <w:rPr>
+                <w:rFonts w:ascii="Georgia" w:hAnsi="Georgia"/>
+                <w:sz w:val="21"/>
+                <w:szCs w:val="21"/>
+                <w:lang w:val="bg-BG" w:eastAsia="bg-BG"/>
+              </w:rPr>
+              <w:t xml:space="preserve">в качеството </w:t>
+            </w:r>
+            <w:r>
+              <w:rPr>
+                <w:sz w:val="21"/>
+                <w:szCs w:val="21"/>
+                <w:lang w:val="bg-BG" w:eastAsia="bg-BG"/>
+              </w:rPr>
+              <w:t>ѝ</w:t>
+            </w:r>
+            <w:r>
+              <w:rPr>
+                <w:rFonts w:ascii="Georgia" w:eastAsia="Calibri" w:hAnsi="Georgia"/>
+                <w:bCs/>
+                <w:sz w:val="21"/>
+                <w:szCs w:val="21"/>
+                <w:lang w:val="bg-BG" w:eastAsia="bg-BG"/>
+              </w:rPr>
+              <w:t xml:space="preserve"> </w:t>
+            </w:r>
+            <w:r>
+              <w:rPr>
+                <w:rFonts w:ascii="Georgia" w:eastAsia="Calibri" w:hAnsi="Georgia"/>
+                <w:sz w:val="21"/>
+                <w:szCs w:val="21"/>
+                <w:lang w:val="bg-BG" w:eastAsia="bg-BG"/>
+              </w:rPr>
+              <w:t xml:space="preserve">на </w:t>
+            </w:r>
+            <w:r>
+              <w:rPr>
+                <w:rFonts w:ascii="Georgia" w:eastAsia="Calibri" w:hAnsi="Georgia"/>
+                <w:b/>
+                <w:iCs/>
+                <w:sz w:val="21"/>
+                <w:szCs w:val="21"/>
+                <w:lang w:val="bg-BG" w:eastAsia="bg-BG"/>
+              </w:rPr>
+              <w:t>ПРОДАВАЧ</w:t>
+            </w:r>
+            <w:r>
+              <w:rPr>
+                <w:rFonts w:ascii="Georgia" w:eastAsia="Calibri" w:hAnsi="Georgia"/>
+                <w:sz w:val="21"/>
+                <w:szCs w:val="21"/>
+                <w:lang w:val="bg-BG" w:eastAsia="bg-BG"/>
+              </w:rPr>
+              <w:t xml:space="preserve"> </w:t>
+            </w:r>
+            <w:r>
+              <w:rPr>
+                <w:rFonts w:ascii="Georgia" w:eastAsia="Calibri" w:hAnsi="Georgia"/>
+                <w:i/>
+                <w:iCs/>
+                <w:sz w:val="21"/>
+                <w:szCs w:val="21"/>
+                <w:lang w:val="bg-BG" w:eastAsia="bg-BG"/>
+              </w:rPr>
+              <w:t>от една страна</w:t>
+            </w:r>
+            <w:r>
+              <w:rPr>
+                <w:rFonts w:ascii="Georgia" w:hAnsi="Georgia"/>
+                <w:i/>
+                <w:iCs/>
+                <w:sz w:val="21"/>
+                <w:szCs w:val="21"/>
+                <w:lang w:val="bg-BG" w:eastAsia="bg-BG"/>
+              </w:rPr>
+              <w:t>, и от друга страна</w:t>
+            </w:r>
+            <w:r>
+              <w:rPr>
+                <w:rFonts w:ascii="Georgia" w:hAnsi="Georgia"/>
+                <w:sz w:val="21"/>
+                <w:szCs w:val="21"/>
+                <w:lang w:val="bg-BG" w:eastAsia="bg-BG"/>
+              </w:rPr>
+              <w:t xml:space="preserve"> </w:t>
+            </w:r>
+            <w:bookmarkEnd w:id="1"/>
+            <w:r>
+              <w:rPr>
+                <w:rFonts w:ascii="Georgia" w:hAnsi="Georgia" w:cs="Georgia"/>
+                <w:b/>
+                <w:bCs/>
+                <w:sz w:val="21"/>
+                <w:szCs w:val="21"/>
+                <w:lang w:eastAsia="bg-BG"/>
+              </w:rPr>
+              <w:t>{{buyer_full_name}}</w:t>
             </w:r>
             <w:r>
               <w:rPr>
@@ -1341,7 +1468,29 @@
                 <w:szCs w:val="21"/>
                 <w:lang w:val="bg-BG" w:eastAsia="bg-BG"/>
               </w:rPr>
-              <w:t xml:space="preserve"> г. от МВР - </w:t>
+              <w:t xml:space="preserve"> с </w:t>
+            </w:r>
+            <w:r>
+              <w:rPr>
+                <w:rFonts w:ascii="Georgia" w:hAnsi="Georgia" w:cs="Georgia"/>
+                <w:b/>
+                <w:bCs/>
+                <w:sz w:val="21"/>
+                <w:szCs w:val="21"/>
+                <w:lang w:val="bg-BG" w:eastAsia="bg-BG"/>
+              </w:rPr>
+              <w:t xml:space="preserve">ЕГН </w:t>
+            </w:r>
+            <w:r>
+              <w:rPr>
+                <w:rFonts w:ascii="Georgia" w:hAnsi="Georgia" w:cs="Georgia"/>
+                <w:b/>
+                <w:bCs/>
+                <w:sz w:val="21"/>
+                <w:szCs w:val="21"/>
+                <w:lang w:eastAsia="bg-BG"/>
+              </w:rPr>
+              <w:t>{{buyer_egn}}</w:t>
             </w:r>
             <w:r>
               <w:rPr>
@@ -1351,7 +1500,7 @@
                 <w:szCs w:val="21"/>
                 <w:lang w:val="bg-BG" w:eastAsia="bg-BG"/>
               </w:rPr>
-              <w:t>София</w:t>
+              <w:t xml:space="preserve">, притежаваща </w:t>
             </w:r>
             <w:r>
               <w:rPr>
@@ -1361,7 +1510,7 @@
                 <w:szCs w:val="21"/>
                 <w:lang w:val="bg-BG" w:eastAsia="bg-BG"/>
               </w:rPr>
-              <w:t>,</w:t>
+              <w:t>лична карта</w:t>
             </w:r>
             <w:r>
               <w:rPr>
@@ -1371,125 +1520,7 @@
                 <w:szCs w:val="21"/>
                 <w:lang w:val="bg-BG" w:eastAsia="bg-BG"/>
               </w:rPr>
-              <w:t xml:space="preserve"> </w:t>
-            </w:r>
-            <w:r>
-              <w:rPr>
-                <w:rFonts w:ascii="Georgia" w:hAnsi="Georgia" w:cs="Courier New"/>
-                <w:sz w:val="21"/>
-                <w:szCs w:val="21"/>
-                <w:lang w:val="bg-BG" w:eastAsia="bg-BG"/>
-              </w:rPr>
-              <w:t>с постоянен адрес в град София, ул. „Цар Иван Асен II“ № 43, ет. 3, ап. 6</w:t>
-            </w:r>
-            <w:r>
-              <w:rPr>
-                <w:rFonts w:ascii="Georgia" w:hAnsi="Georgia"/>
-                <w:bCs/>
-                <w:sz w:val="21"/>
-                <w:szCs w:val="21"/>
-                <w:lang w:val="bg-BG" w:eastAsia="bg-BG"/>
-              </w:rPr>
-              <w:t xml:space="preserve">, </w:t>
-            </w:r>
-            <w:r>
-              <w:rPr>
-                <w:rFonts w:ascii="Georgia" w:hAnsi="Georgia"/>
-                <w:sz w:val="21"/>
-                <w:szCs w:val="21"/>
-                <w:lang w:val="bg-BG" w:eastAsia="bg-BG"/>
-              </w:rPr>
-              <w:t xml:space="preserve">в качеството </w:t>
-            </w:r>
-            <w:r>
-              <w:rPr>
-                <w:sz w:val="21"/>
-                <w:szCs w:val="21"/>
-                <w:lang w:val="bg-BG" w:eastAsia="bg-BG"/>
-              </w:rPr>
-              <w:t>ѝ</w:t>
-            </w:r>
-            <w:r>
-              <w:rPr>
-                <w:rFonts w:ascii="Georgia" w:eastAsia="Calibri" w:hAnsi="Georgia"/>
-                <w:bCs/>
-                <w:sz w:val="21"/>
-                <w:szCs w:val="21"/>
-                <w:lang w:val="bg-BG" w:eastAsia="bg-BG"/>
-              </w:rPr>
-              <w:t xml:space="preserve"> </w:t>
-            </w:r>
-            <w:r>
-              <w:rPr>
-                <w:rFonts w:ascii="Georgia" w:eastAsia="Calibri" w:hAnsi="Georgia"/>
-                <w:sz w:val="21"/>
-                <w:szCs w:val="21"/>
-                <w:lang w:val="bg-BG" w:eastAsia="bg-BG"/>
-              </w:rPr>
-              <w:t xml:space="preserve">на </w:t>
-            </w:r>
-            <w:r>
-              <w:rPr>
-                <w:rFonts w:ascii="Georgia" w:eastAsia="Calibri" w:hAnsi="Georgia"/>
-                <w:b/>
-                <w:iCs/>
-                <w:sz w:val="21"/>
-                <w:szCs w:val="21"/>
-                <w:lang w:val="bg-BG" w:eastAsia="bg-BG"/>
-              </w:rPr>
-              <w:t>ПРОДАВАЧ</w:t>
-            </w:r>
-            <w:r>
-              <w:rPr>
-                <w:rFonts w:ascii="Georgia" w:eastAsia="Calibri" w:hAnsi="Georgia"/>
-                <w:sz w:val="21"/>
-                <w:szCs w:val="21"/>
-                <w:lang w:val="bg-BG" w:eastAsia="bg-BG"/>
-              </w:rPr>
-              <w:t xml:space="preserve"> </w:t>
-            </w:r>
-            <w:r>
-              <w:rPr>
-                <w:rFonts w:ascii="Georgia" w:eastAsia="Calibri" w:hAnsi="Georgia"/>
-                <w:i/>
-                <w:iCs/>
-                <w:sz w:val="21"/>
-                <w:szCs w:val="21"/>
-                <w:lang w:val="bg-BG" w:eastAsia="bg-BG"/>
-              </w:rPr>
-              <w:t>от една страна</w:t>
-            </w:r>
-            <w:r>
-              <w:rPr>
-                <w:rFonts w:ascii="Georgia" w:hAnsi="Georgia"/>
-                <w:i/>
-                <w:iCs/>
-                <w:sz w:val="21"/>
-                <w:szCs w:val="21"/>
-                <w:lang w:val="bg-BG" w:eastAsia="bg-BG"/>
-              </w:rPr>
-              <w:t>, и от друга страна</w:t>
-            </w:r>
-            <w:r>
-              <w:rPr>
-                <w:rFonts w:ascii="Georgia" w:hAnsi="Georgia"/>
-                <w:sz w:val="21"/>
-                <w:szCs w:val="21"/>
-                <w:lang w:val="bg-BG" w:eastAsia="bg-BG"/>
-              </w:rPr>
-              <w:t xml:space="preserve"> </w:t>
-            </w:r>
-            <w:bookmarkEnd w:id="1"/>
-            <w:r>
-              <w:rPr>
-                <w:rFonts w:ascii="Georgia" w:hAnsi="Georgia" w:cs="Georgia"/>
-                <w:b/>
-                <w:bCs/>
-                <w:sz w:val="21"/>
-                <w:szCs w:val="21"/>
-                <w:lang w:eastAsia="bg-BG"/>
-              </w:rPr>
-              <w:t>{{buyer_full_name}}</w:t>
+              <w:t xml:space="preserve"> № </w:t>
             </w:r>
             <w:r>
               <w:rPr>
@@ -1497,31 +1528,9 @@
                 <w:bCs/>
                 <w:sz w:val="21"/>
                 <w:szCs w:val="21"/>
-                <w:lang w:val="bg-BG" w:eastAsia="bg-BG"/>
-              </w:rPr>
-              <w:t xml:space="preserve"> с </w:t>
-            </w:r>
-            <w:r>
-              <w:rPr>
-                <w:rFonts w:ascii="Georgia" w:hAnsi="Georgia" w:cs="Georgia"/>
-                <w:b/>
-                <w:bCs/>
-                <w:sz w:val="21"/>
-                <w:szCs w:val="21"/>
-                <w:lang w:val="bg-BG" w:eastAsia="bg-BG"/>
-              </w:rPr>
-              <w:t xml:space="preserve">ЕГН </w:t>
-            </w:r>
-            <w:r>
-              <w:rPr>
-                <w:rFonts w:ascii="Georgia" w:hAnsi="Georgia" w:cs="Georgia"/>
-                <w:b/>
-                <w:bCs/>
-                <w:sz w:val="21"/>
-                <w:szCs w:val="21"/>
-                <w:lang w:eastAsia="bg-BG"/>
-              </w:rPr>
-              <w:t>{{buyer_egn}}</w:t>
+                <w:lang w:eastAsia="bg-BG"/>
+              </w:rPr>
+              <w:t>{{buyer_id_card_number}}</w:t>
             </w:r>
             <w:r>
               <w:rPr>
@@ -1531,7 +1540,7 @@
                 <w:szCs w:val="21"/>
                 <w:lang w:val="bg-BG" w:eastAsia="bg-BG"/>
               </w:rPr>
-              <w:t xml:space="preserve">, притежаваща </w:t>
+              <w:t>, изд</w:t>
             </w:r>
             <w:r>
               <w:rPr>
@@ -1541,7 +1550,7 @@
                 <w:szCs w:val="21"/>
                 <w:lang w:val="bg-BG" w:eastAsia="bg-BG"/>
               </w:rPr>
-              <w:t>лична карта</w:t>
+              <w:t>адена</w:t>
             </w:r>
             <w:r>
               <w:rPr>
@@ -1551,7 +1560,7 @@
                 <w:szCs w:val="21"/>
                 <w:lang w:val="bg-BG" w:eastAsia="bg-BG"/>
               </w:rPr>
-              <w:t xml:space="preserve"> № 651747724, изд</w:t>
+              <w:t xml:space="preserve"> на </w:t>
             </w:r>
             <w:r>
               <w:rPr>
@@ -1559,9 +1568,9 @@
                 <w:bCs/>
                 <w:sz w:val="21"/>
                 <w:szCs w:val="21"/>
-                <w:lang w:val="bg-BG" w:eastAsia="bg-BG"/>
-              </w:rPr>
-              <w:t>адена</w:t>
+                <w:lang w:eastAsia="bg-BG"/>
+              </w:rPr>
+              <w:t>{{buyer_id_card_issue_date}}</w:t>
             </w:r>
             <w:r>
               <w:rPr>
@@ -1571,7 +1580,37 @@
                 <w:szCs w:val="21"/>
                 <w:lang w:val="bg-BG" w:eastAsia="bg-BG"/>
               </w:rPr>
-              <w:t xml:space="preserve"> на 17.02.2022 г. от МВР - София, с постоянен адрес град София, Столична община, ул. „Добри Христов“ № 33, ет. 3, ап. 7</w:t>
+              <w:t xml:space="preserve"> г. от </w:t>
+            </w:r>
+            <w:r>
+              <w:rPr>
+                <w:rFonts w:ascii="Georgia" w:hAnsi="Georgia" w:cs="Georgia"/>
+                <w:bCs/>
+                <w:sz w:val="21"/>
+                <w:szCs w:val="21"/>
+                <w:lang w:eastAsia="bg-BG"/>
+              </w:rPr>
+              <w:t>{{buyer_id_card_issuer}}</w:t>
+            </w:r>
+            <w:r>
+              <w:rPr>
+                <w:rFonts w:ascii="Georgia" w:hAnsi="Georgia" w:cs="Georgia"/>
+                <w:bCs/>
+                <w:sz w:val="21"/>
+                <w:szCs w:val="21"/>
+                <w:lang w:val="bg-BG" w:eastAsia="bg-BG"/>
+              </w:rPr>
+              <w:t xml:space="preserve">, с постоянен адрес </w:t>
+            </w:r>
+            <w:r>
+              <w:rPr>
+                <w:rFonts w:ascii="Georgia" w:hAnsi="Georgia" w:cs="Georgia"/>
+                <w:bCs/>
+                <w:sz w:val="21"/>
+                <w:szCs w:val="21"/>
+                <w:lang w:eastAsia="bg-BG"/>
+              </w:rPr>
+              <w:t>{{buyer_permanent_address}}</w:t>
             </w:r>
             <w:r>
               <w:rPr>
@@ -3218,7 +3257,17 @@
                 <w:szCs w:val="21"/>
                 <w:lang w:val="bg-BG" w:eastAsia="bg-BG"/>
               </w:rPr>
-              <w:t>, че към настоящия момент имот</w:t>
+              <w:t xml:space="preserve">, че към </w:t>
+            </w:r>
+            <w:r>
+              <w:rPr>
+                <w:rFonts w:ascii="Georgia" w:hAnsi="Georgia"/>
+                <w:sz w:val="21"/>
+                <w:szCs w:val="21"/>
+                <w:lang w:val="bg-BG" w:eastAsia="bg-BG"/>
+              </w:rPr>
+              <w:lastRenderedPageBreak/>
+              <w:t>настоящия момент имот</w:t>
             </w:r>
             <w:r>
               <w:rPr>
@@ -3254,17 +3303,7 @@
                 <w:szCs w:val="21"/>
                 <w:lang w:val="bg-BG" w:eastAsia="bg-BG"/>
               </w:rPr>
-              <w:t xml:space="preserve"> обременен с вещни тежести, ипотечни </w:t>
-            </w:r>
-            <w:r>
-              <w:rPr>
-                <w:rFonts w:ascii="Georgia" w:hAnsi="Georgia"/>
-                <w:sz w:val="21"/>
-                <w:szCs w:val="21"/>
-                <w:lang w:val="bg-BG" w:eastAsia="bg-BG"/>
-              </w:rPr>
-              <w:lastRenderedPageBreak/>
-              <w:t>задължения и възбрани, за имот</w:t>
+              <w:t xml:space="preserve"> обременен с вещни тежести, ипотечни задължения и възбрани, за имот</w:t>
             </w:r>
             <w:r>
               <w:rPr>
@@ -5020,7 +5059,17 @@
                 <w:szCs w:val="21"/>
                 <w:lang w:val="bg-BG" w:eastAsia="bg-BG"/>
               </w:rPr>
-              <w:t>Схема на самостоятелен обект в сграда № 15-212416-12.02.2026 г., издадена от АГКК</w:t>
+              <w:t xml:space="preserve">Схема на самостоятелен обект в сграда № 15-212416-12.02.2026 </w:t>
+            </w:r>
+            <w:r>
+              <w:rPr>
+                <w:rFonts w:ascii="Georgia" w:hAnsi="Georgia"/>
+                <w:sz w:val="21"/>
+                <w:szCs w:val="21"/>
+                <w:lang w:val="bg-BG" w:eastAsia="bg-BG"/>
+              </w:rPr>
+              <w:lastRenderedPageBreak/>
+              <w:t>г., издадена от АГКК</w:t>
             </w:r>
             <w:r>
               <w:rPr>
@@ -5076,17 +5125,7 @@
                 <w:szCs w:val="21"/>
                 <w:lang w:val="bg-BG" w:eastAsia="bg-BG"/>
               </w:rPr>
-              <w:t xml:space="preserve">Удостоверение за данъчна оценка с изх. № 7224051164, издадено на </w:t>
-            </w:r>
-            <w:r>
-              <w:rPr>
-                <w:rFonts w:ascii="Georgia" w:hAnsi="Georgia"/>
-                <w:sz w:val="21"/>
-                <w:szCs w:val="21"/>
-                <w:lang w:val="bg-BG" w:eastAsia="bg-BG"/>
-              </w:rPr>
-              <w:lastRenderedPageBreak/>
-              <w:t>25.03.2026 г. от Столична община, Дирекция „Общински приходи“, Отдел ОП „Средец – Триадица“</w:t>
+              <w:t>Удостоверение за данъчна оценка с изх. № 7224051164, издадено на 25.03.2026 г. от Столична община, Дирекция „Общински приходи“, Отдел ОП „Средец – Триадица“</w:t>
             </w:r>
             <w:r>
               <w:rPr>

--- a/templates/notarial-act-template-v1.docx
+++ b/templates/notarial-act-template-v1.docx
@@ -1109,9 +1109,9 @@
                 <w:rFonts w:ascii="Georgia" w:hAnsi="Georgia" w:cs="Georgia"/>
                 <w:sz w:val="21"/>
                 <w:szCs w:val="21"/>
-                <w:lang w:val="bg-BG" w:eastAsia="bg-BG"/>
-              </w:rPr>
-              <w:t>втори април</w:t>
+                <w:lang w:eastAsia="bg-BG"/>
+              </w:rPr>
+              <w:t>{{signing_date_words}}</w:t>
             </w:r>
             <w:r>
               <w:rPr>
@@ -1120,7 +1120,7 @@
                 <w:szCs w:val="21"/>
                 <w:lang w:val="bg-BG" w:eastAsia="bg-BG"/>
               </w:rPr>
-              <w:t xml:space="preserve"> две хиляди двадесет и шеста година), пред мен </w:t>
+              <w:t xml:space="preserve">), пред мен </w:t>
             </w:r>
             <w:r>
               <w:rPr>
@@ -3257,7 +3257,43 @@
                 <w:szCs w:val="21"/>
                 <w:lang w:val="bg-BG" w:eastAsia="bg-BG"/>
               </w:rPr>
-              <w:t xml:space="preserve">, че към </w:t>
+              <w:t>, че към настоящия момент имот</w:t>
+            </w:r>
+            <w:r>
+              <w:rPr>
+                <w:rFonts w:ascii="Georgia" w:hAnsi="Georgia"/>
+                <w:sz w:val="21"/>
+                <w:szCs w:val="21"/>
+                <w:lang w:val="bg-BG" w:eastAsia="bg-BG"/>
+              </w:rPr>
+              <w:t>а</w:t>
+            </w:r>
+            <w:r>
+              <w:rPr>
+                <w:rFonts w:ascii="Georgia" w:hAnsi="Georgia"/>
+                <w:sz w:val="21"/>
+                <w:szCs w:val="21"/>
+                <w:lang w:val="bg-BG" w:eastAsia="bg-BG"/>
+              </w:rPr>
+              <w:t xml:space="preserve">, предмет на сделката не </w:t>
+            </w:r>
+            <w:r>
+              <w:rPr>
+                <w:rFonts w:ascii="Georgia" w:hAnsi="Georgia"/>
+                <w:sz w:val="21"/>
+                <w:szCs w:val="21"/>
+                <w:lang w:val="bg-BG" w:eastAsia="bg-BG"/>
+              </w:rPr>
+              <w:t>е</w:t>
+            </w:r>
+            <w:r>
+              <w:rPr>
+                <w:rFonts w:ascii="Georgia" w:hAnsi="Georgia"/>
+                <w:sz w:val="21"/>
+                <w:szCs w:val="21"/>
+                <w:lang w:val="bg-BG" w:eastAsia="bg-BG"/>
+              </w:rPr>
+              <w:t xml:space="preserve"> обременен с вещни тежести, ипотечни </w:t>
             </w:r>
             <w:r>
               <w:rPr>
@@ -3267,43 +3303,7 @@
                 <w:lang w:val="bg-BG" w:eastAsia="bg-BG"/>
               </w:rPr>
               <w:lastRenderedPageBreak/>
-              <w:t>настоящия момент имот</w:t>
-            </w:r>
-            <w:r>
-              <w:rPr>
-                <w:rFonts w:ascii="Georgia" w:hAnsi="Georgia"/>
-                <w:sz w:val="21"/>
-                <w:szCs w:val="21"/>
-                <w:lang w:val="bg-BG" w:eastAsia="bg-BG"/>
-              </w:rPr>
-              <w:t>а</w:t>
-            </w:r>
-            <w:r>
-              <w:rPr>
-                <w:rFonts w:ascii="Georgia" w:hAnsi="Georgia"/>
-                <w:sz w:val="21"/>
-                <w:szCs w:val="21"/>
-                <w:lang w:val="bg-BG" w:eastAsia="bg-BG"/>
-              </w:rPr>
-              <w:t xml:space="preserve">, предмет на сделката не </w:t>
-            </w:r>
-            <w:r>
-              <w:rPr>
-                <w:rFonts w:ascii="Georgia" w:hAnsi="Georgia"/>
-                <w:sz w:val="21"/>
-                <w:szCs w:val="21"/>
-                <w:lang w:val="bg-BG" w:eastAsia="bg-BG"/>
-              </w:rPr>
-              <w:t>е</w:t>
-            </w:r>
-            <w:r>
-              <w:rPr>
-                <w:rFonts w:ascii="Georgia" w:hAnsi="Georgia"/>
-                <w:sz w:val="21"/>
-                <w:szCs w:val="21"/>
-                <w:lang w:val="bg-BG" w:eastAsia="bg-BG"/>
-              </w:rPr>
-              <w:t xml:space="preserve"> обременен с вещни тежести, ипотечни задължения и възбрани, за имот</w:t>
+              <w:t>задължения и възбрани, за имот</w:t>
             </w:r>
             <w:r>
               <w:rPr>
@@ -5059,7 +5059,63 @@
                 <w:szCs w:val="21"/>
                 <w:lang w:val="bg-BG" w:eastAsia="bg-BG"/>
               </w:rPr>
-              <w:t xml:space="preserve">Схема на самостоятелен обект в сграда № 15-212416-12.02.2026 </w:t>
+              <w:t>Схема на самостоятелен обект в сграда № 15-212416-12.02.2026 г., издадена от АГКК</w:t>
+            </w:r>
+            <w:r>
+              <w:rPr>
+                <w:rFonts w:ascii="Georgia" w:hAnsi="Georgia"/>
+                <w:sz w:val="21"/>
+                <w:szCs w:val="21"/>
+                <w:lang w:val="bg-BG" w:eastAsia="bg-BG"/>
+              </w:rPr>
+              <w:t>;</w:t>
+            </w:r>
+            <w:r>
+              <w:rPr>
+                <w:rFonts w:ascii="Georgia" w:hAnsi="Georgia"/>
+                <w:sz w:val="21"/>
+                <w:szCs w:val="21"/>
+                <w:lang w:val="bg-BG" w:eastAsia="bg-BG"/>
+              </w:rPr>
+              <w:t xml:space="preserve"> </w:t>
+            </w:r>
+            <w:r>
+              <w:rPr>
+                <w:rFonts w:ascii="Georgia" w:hAnsi="Georgia"/>
+                <w:b/>
+                <w:sz w:val="21"/>
+                <w:szCs w:val="21"/>
+                <w:lang w:val="bg-BG" w:eastAsia="bg-BG"/>
+              </w:rPr>
+              <w:t>3</w:t>
+            </w:r>
+            <w:r>
+              <w:rPr>
+                <w:rFonts w:ascii="Georgia" w:hAnsi="Georgia"/>
+                <w:b/>
+                <w:sz w:val="21"/>
+                <w:szCs w:val="21"/>
+                <w:lang w:val="bg-BG" w:eastAsia="bg-BG"/>
+              </w:rPr>
+              <w:t>.</w:t>
+            </w:r>
+            <w:r>
+              <w:rPr>
+                <w:rFonts w:ascii="Georgia" w:hAnsi="Georgia"/>
+                <w:sz w:val="21"/>
+                <w:szCs w:val="21"/>
+                <w:lang w:val="bg-BG" w:eastAsia="bg-BG"/>
+              </w:rPr>
+              <w:t xml:space="preserve"> </w:t>
+            </w:r>
+            <w:r>
+              <w:rPr>
+                <w:rFonts w:ascii="Georgia" w:hAnsi="Georgia"/>
+                <w:sz w:val="21"/>
+                <w:szCs w:val="21"/>
+                <w:lang w:val="bg-BG" w:eastAsia="bg-BG"/>
+              </w:rPr>
+              <w:t xml:space="preserve">Удостоверение за данъчна оценка с изх. № 7224051164, издадено на </w:t>
             </w:r>
             <w:r>
               <w:rPr>
@@ -5069,63 +5125,7 @@
                 <w:lang w:val="bg-BG" w:eastAsia="bg-BG"/>
               </w:rPr>
               <w:lastRenderedPageBreak/>
-              <w:t>г., издадена от АГКК</w:t>
-            </w:r>
-            <w:r>
-              <w:rPr>
-                <w:rFonts w:ascii="Georgia" w:hAnsi="Georgia"/>
-                <w:sz w:val="21"/>
-                <w:szCs w:val="21"/>
-                <w:lang w:val="bg-BG" w:eastAsia="bg-BG"/>
-              </w:rPr>
-              <w:t>;</w:t>
-            </w:r>
-            <w:r>
-              <w:rPr>
-                <w:rFonts w:ascii="Georgia" w:hAnsi="Georgia"/>
-                <w:sz w:val="21"/>
-                <w:szCs w:val="21"/>
-                <w:lang w:val="bg-BG" w:eastAsia="bg-BG"/>
-              </w:rPr>
-              <w:t xml:space="preserve"> </w:t>
-            </w:r>
-            <w:r>
-              <w:rPr>
-                <w:rFonts w:ascii="Georgia" w:hAnsi="Georgia"/>
-                <w:b/>
-                <w:sz w:val="21"/>
-                <w:szCs w:val="21"/>
-                <w:lang w:val="bg-BG" w:eastAsia="bg-BG"/>
-              </w:rPr>
-              <w:t>3</w:t>
-            </w:r>
-            <w:r>
-              <w:rPr>
-                <w:rFonts w:ascii="Georgia" w:hAnsi="Georgia"/>
-                <w:b/>
-                <w:sz w:val="21"/>
-                <w:szCs w:val="21"/>
-                <w:lang w:val="bg-BG" w:eastAsia="bg-BG"/>
-              </w:rPr>
-              <w:t>.</w:t>
-            </w:r>
-            <w:r>
-              <w:rPr>
-                <w:rFonts w:ascii="Georgia" w:hAnsi="Georgia"/>
-                <w:sz w:val="21"/>
-                <w:szCs w:val="21"/>
-                <w:lang w:val="bg-BG" w:eastAsia="bg-BG"/>
-              </w:rPr>
-              <w:t xml:space="preserve"> </w:t>
-            </w:r>
-            <w:r>
-              <w:rPr>
-                <w:rFonts w:ascii="Georgia" w:hAnsi="Georgia"/>
-                <w:sz w:val="21"/>
-                <w:szCs w:val="21"/>
-                <w:lang w:val="bg-BG" w:eastAsia="bg-BG"/>
-              </w:rPr>
-              <w:t>Удостоверение за данъчна оценка с изх. № 7224051164, издадено на 25.03.2026 г. от Столична община, Дирекция „Общински приходи“, Отдел ОП „Средец – Триадица“</w:t>
+              <w:t>25.03.2026 г. от Столична община, Дирекция „Общински приходи“, Отдел ОП „Средец – Триадица“</w:t>
             </w:r>
             <w:r>
               <w:rPr>

--- a/templates/notarial-act-template-v1.docx
+++ b/templates/notarial-act-template-v1.docx
@@ -5020,695 +5020,18 @@
                 <w:b/>
                 <w:sz w:val="21"/>
                 <w:szCs w:val="21"/>
-                <w:lang w:val="bg-BG" w:eastAsia="bg-BG"/>
-              </w:rPr>
-              <w:t xml:space="preserve">1. </w:t>
-            </w:r>
-            <w:r>
-              <w:rPr>
-                <w:rFonts w:ascii="Georgia" w:hAnsi="Georgia"/>
-                <w:sz w:val="21"/>
-                <w:szCs w:val="21"/>
-                <w:lang w:val="bg-BG" w:eastAsia="bg-BG"/>
-              </w:rPr>
-              <w:t>Нотариален акт за покупко-продажба на недвижим имот, № 29, том 2, рег. № 3118, дело 179 от 17.06.2005г. на Нотариус Маргарита Перусанова, рег. № 236 в НК, с район на действие – РС – София, вписан в СВ – гр. София към АВ с вх. рег. 29484 от 17.06.2005г., Акт № 183, том 85, дело № 21635/2005г., по имотна партида № 311618</w:t>
-            </w:r>
-            <w:r>
-              <w:rPr>
-                <w:rFonts w:ascii="Georgia" w:hAnsi="Georgia"/>
-                <w:sz w:val="21"/>
-                <w:szCs w:val="21"/>
-                <w:lang w:val="bg-BG" w:eastAsia="bg-BG"/>
-              </w:rPr>
-              <w:t xml:space="preserve">; </w:t>
-            </w:r>
-            <w:r>
-              <w:rPr>
-                <w:rFonts w:ascii="Georgia" w:hAnsi="Georgia"/>
-                <w:b/>
-                <w:sz w:val="21"/>
-                <w:szCs w:val="21"/>
-                <w:lang w:val="bg-BG" w:eastAsia="bg-BG"/>
-              </w:rPr>
-              <w:t xml:space="preserve">2. </w:t>
-            </w:r>
-            <w:r>
-              <w:rPr>
-                <w:rFonts w:ascii="Georgia" w:hAnsi="Georgia"/>
-                <w:sz w:val="21"/>
-                <w:szCs w:val="21"/>
-                <w:lang w:val="bg-BG" w:eastAsia="bg-BG"/>
-              </w:rPr>
-              <w:t>Схема на самостоятелен обект в сграда № 15-212416-12.02.2026 г., издадена от АГКК</w:t>
-            </w:r>
-            <w:r>
-              <w:rPr>
-                <w:rFonts w:ascii="Georgia" w:hAnsi="Georgia"/>
-                <w:sz w:val="21"/>
-                <w:szCs w:val="21"/>
-                <w:lang w:val="bg-BG" w:eastAsia="bg-BG"/>
-              </w:rPr>
-              <w:t>;</w:t>
-            </w:r>
-            <w:r>
-              <w:rPr>
-                <w:rFonts w:ascii="Georgia" w:hAnsi="Georgia"/>
-                <w:sz w:val="21"/>
-                <w:szCs w:val="21"/>
-                <w:lang w:val="bg-BG" w:eastAsia="bg-BG"/>
-              </w:rPr>
-              <w:t xml:space="preserve"> </w:t>
-            </w:r>
-            <w:r>
-              <w:rPr>
-                <w:rFonts w:ascii="Georgia" w:hAnsi="Georgia"/>
-                <w:b/>
-                <w:sz w:val="21"/>
-                <w:szCs w:val="21"/>
-                <w:lang w:val="bg-BG" w:eastAsia="bg-BG"/>
-              </w:rPr>
-              <w:t>3</w:t>
-            </w:r>
-            <w:r>
-              <w:rPr>
-                <w:rFonts w:ascii="Georgia" w:hAnsi="Georgia"/>
-                <w:b/>
-                <w:sz w:val="21"/>
-                <w:szCs w:val="21"/>
-                <w:lang w:val="bg-BG" w:eastAsia="bg-BG"/>
-              </w:rPr>
-              <w:t>.</w:t>
-            </w:r>
-            <w:r>
-              <w:rPr>
-                <w:rFonts w:ascii="Georgia" w:hAnsi="Georgia"/>
-                <w:sz w:val="21"/>
-                <w:szCs w:val="21"/>
-                <w:lang w:val="bg-BG" w:eastAsia="bg-BG"/>
-              </w:rPr>
-              <w:t xml:space="preserve"> </w:t>
-            </w:r>
-            <w:r>
-              <w:rPr>
-                <w:rFonts w:ascii="Georgia" w:hAnsi="Georgia"/>
-                <w:sz w:val="21"/>
-                <w:szCs w:val="21"/>
-                <w:lang w:val="bg-BG" w:eastAsia="bg-BG"/>
-              </w:rPr>
-              <w:t xml:space="preserve">Удостоверение за данъчна оценка с изх. № 7224051164, издадено на </w:t>
-            </w:r>
-            <w:r>
-              <w:rPr>
-                <w:rFonts w:ascii="Georgia" w:hAnsi="Georgia"/>
-                <w:sz w:val="21"/>
-                <w:szCs w:val="21"/>
-                <w:lang w:val="bg-BG" w:eastAsia="bg-BG"/>
-              </w:rPr>
-              <w:lastRenderedPageBreak/>
-              <w:t>25.03.2026 г. от Столична община, Дирекция „Общински приходи“, Отдел ОП „Средец – Триадица“</w:t>
-            </w:r>
-            <w:r>
-              <w:rPr>
-                <w:rFonts w:ascii="Georgia" w:hAnsi="Georgia"/>
-                <w:sz w:val="21"/>
-                <w:szCs w:val="21"/>
-                <w:lang w:val="bg-BG" w:eastAsia="bg-BG"/>
-              </w:rPr>
-              <w:t xml:space="preserve">; </w:t>
-            </w:r>
-            <w:r>
-              <w:rPr>
-                <w:rFonts w:ascii="Georgia" w:hAnsi="Georgia"/>
-                <w:b/>
-                <w:sz w:val="21"/>
-                <w:szCs w:val="21"/>
-                <w:lang w:val="bg-BG" w:eastAsia="bg-BG"/>
-              </w:rPr>
-              <w:t>4</w:t>
-            </w:r>
-            <w:r>
-              <w:rPr>
-                <w:rFonts w:ascii="Georgia" w:hAnsi="Georgia"/>
-                <w:b/>
-                <w:sz w:val="21"/>
-                <w:szCs w:val="21"/>
-                <w:lang w:val="bg-BG" w:eastAsia="bg-BG"/>
-              </w:rPr>
-              <w:t>.</w:t>
-            </w:r>
-            <w:r>
-              <w:rPr>
-                <w:rFonts w:ascii="Georgia" w:hAnsi="Georgia"/>
-                <w:b/>
-                <w:sz w:val="21"/>
-                <w:szCs w:val="21"/>
-                <w:lang w:val="bg-BG" w:eastAsia="bg-BG"/>
-              </w:rPr>
-              <w:t xml:space="preserve"> </w:t>
-            </w:r>
-            <w:r>
-              <w:rPr>
-                <w:rFonts w:ascii="Georgia" w:hAnsi="Georgia"/>
-                <w:sz w:val="21"/>
-                <w:szCs w:val="21"/>
-                <w:lang w:val="bg-BG" w:eastAsia="bg-BG"/>
-              </w:rPr>
-              <w:t xml:space="preserve">Удостоверение за семейно положение, съпруг/а и деца изх. № </w:t>
-            </w:r>
-            <w:r>
-              <w:rPr>
-                <w:rFonts w:ascii="Georgia" w:hAnsi="Georgia"/>
-                <w:sz w:val="21"/>
-                <w:szCs w:val="21"/>
-                <w:lang w:val="bg-BG" w:eastAsia="bg-BG"/>
-              </w:rPr>
-              <w:t>РСЦ24-УГ01-4783/30.07.2024 г., издадено от Столична община-район „Средец“</w:t>
-            </w:r>
-            <w:r>
-              <w:rPr>
-                <w:rFonts w:ascii="Georgia" w:hAnsi="Georgia"/>
-                <w:sz w:val="21"/>
-                <w:szCs w:val="21"/>
-                <w:lang w:val="bg-BG" w:eastAsia="bg-BG"/>
-              </w:rPr>
-              <w:t xml:space="preserve">; </w:t>
-            </w:r>
-            <w:r>
-              <w:rPr>
-                <w:rFonts w:ascii="Georgia" w:hAnsi="Georgia"/>
-                <w:b/>
-                <w:sz w:val="21"/>
-                <w:szCs w:val="21"/>
-                <w:lang w:val="bg-BG" w:eastAsia="bg-BG"/>
-              </w:rPr>
-              <w:t>5</w:t>
-            </w:r>
-            <w:r>
-              <w:rPr>
-                <w:rFonts w:ascii="Georgia" w:hAnsi="Georgia"/>
-                <w:b/>
-                <w:sz w:val="21"/>
-                <w:szCs w:val="21"/>
-                <w:lang w:val="bg-BG" w:eastAsia="bg-BG"/>
-              </w:rPr>
-              <w:t>.</w:t>
-            </w:r>
-            <w:r>
-              <w:rPr>
-                <w:rFonts w:ascii="Georgia" w:hAnsi="Georgia"/>
-                <w:b/>
-                <w:sz w:val="21"/>
-                <w:szCs w:val="21"/>
-                <w:lang w:val="bg-BG" w:eastAsia="bg-BG"/>
-              </w:rPr>
-              <w:t xml:space="preserve"> </w:t>
-            </w:r>
-            <w:r>
-              <w:rPr>
-                <w:rFonts w:ascii="Georgia" w:hAnsi="Georgia"/>
-                <w:sz w:val="21"/>
-                <w:szCs w:val="21"/>
-                <w:lang w:val="bg-BG" w:eastAsia="bg-BG"/>
-              </w:rPr>
-              <w:t>Удостоверение за идентичност на лице с различни имена изх. № РСЦ24-УГ01-4783/30.07.2024 г., издадено от Столична община-район „Средец“</w:t>
-            </w:r>
-            <w:r>
-              <w:rPr>
-                <w:rFonts w:ascii="Georgia" w:hAnsi="Georgia"/>
-                <w:sz w:val="21"/>
-                <w:szCs w:val="21"/>
-                <w:lang w:val="bg-BG" w:eastAsia="bg-BG"/>
-              </w:rPr>
-              <w:t xml:space="preserve">; </w:t>
-            </w:r>
-            <w:r>
-              <w:rPr>
-                <w:rFonts w:ascii="Georgia" w:hAnsi="Georgia"/>
-                <w:b/>
-                <w:sz w:val="21"/>
-                <w:szCs w:val="21"/>
-                <w:lang w:val="bg-BG" w:eastAsia="bg-BG"/>
-              </w:rPr>
-              <w:t>6</w:t>
-            </w:r>
-            <w:r>
-              <w:rPr>
-                <w:rFonts w:ascii="Georgia" w:hAnsi="Georgia"/>
-                <w:b/>
-                <w:sz w:val="21"/>
-                <w:szCs w:val="21"/>
-                <w:lang w:val="bg-BG" w:eastAsia="bg-BG"/>
-              </w:rPr>
-              <w:t>.</w:t>
-            </w:r>
-            <w:r>
-              <w:rPr>
-                <w:rFonts w:ascii="Georgia" w:hAnsi="Georgia"/>
-                <w:b/>
-                <w:sz w:val="21"/>
-                <w:szCs w:val="21"/>
-                <w:lang w:val="bg-BG" w:eastAsia="bg-BG"/>
-              </w:rPr>
-              <w:t xml:space="preserve"> </w:t>
-            </w:r>
-            <w:r>
-              <w:rPr>
-                <w:rFonts w:ascii="Georgia" w:hAnsi="Georgia"/>
-                <w:sz w:val="21"/>
-                <w:szCs w:val="21"/>
-                <w:lang w:val="bg-BG" w:eastAsia="bg-BG"/>
-              </w:rPr>
-              <w:t>Решение от 24.10.2000 г. на СРС, Брачна колегия, 83 състав, постановено по гр. дело № 725 от 2000 година</w:t>
-            </w:r>
-            <w:r>
-              <w:rPr>
-                <w:rFonts w:ascii="Georgia" w:hAnsi="Georgia"/>
-                <w:sz w:val="21"/>
-                <w:szCs w:val="21"/>
-                <w:lang w:val="bg-BG" w:eastAsia="bg-BG"/>
-              </w:rPr>
-              <w:t xml:space="preserve">; </w:t>
-            </w:r>
-            <w:r>
-              <w:rPr>
-                <w:rFonts w:ascii="Georgia" w:hAnsi="Georgia"/>
-                <w:b/>
-                <w:sz w:val="21"/>
-                <w:szCs w:val="21"/>
-                <w:lang w:val="bg-BG" w:eastAsia="bg-BG"/>
-              </w:rPr>
-              <w:t>7</w:t>
-            </w:r>
-            <w:r>
-              <w:rPr>
-                <w:rFonts w:ascii="Georgia" w:hAnsi="Georgia"/>
-                <w:b/>
-                <w:sz w:val="21"/>
-                <w:szCs w:val="21"/>
-                <w:lang w:val="bg-BG" w:eastAsia="bg-BG"/>
-              </w:rPr>
-              <w:t>.</w:t>
-            </w:r>
-            <w:r>
-              <w:rPr>
-                <w:rFonts w:ascii="Georgia" w:hAnsi="Georgia"/>
-                <w:b/>
-                <w:sz w:val="21"/>
-                <w:szCs w:val="21"/>
-                <w:lang w:val="bg-BG" w:eastAsia="bg-BG"/>
-              </w:rPr>
-              <w:t xml:space="preserve"> </w:t>
-            </w:r>
-            <w:r>
-              <w:rPr>
-                <w:rFonts w:ascii="Georgia" w:hAnsi="Georgia"/>
-                <w:sz w:val="21"/>
-                <w:szCs w:val="21"/>
-                <w:lang w:val="bg-BG" w:eastAsia="bg-BG"/>
-              </w:rPr>
-              <w:t xml:space="preserve">Брачен договор от 11.11.2019 г., с нотариална заверка на подписи и съдържание от 11.11.2019 г., вписан в Служба по вписванията – гр. София с вх. рег. № 74329/11.11.2019 г., акт № 77, том </w:t>
-            </w:r>
-            <w:r>
-              <w:rPr>
-                <w:rFonts w:ascii="Georgia" w:hAnsi="Georgia"/>
-                <w:sz w:val="21"/>
-                <w:szCs w:val="21"/>
-                <w:lang w:val="en-US" w:eastAsia="bg-BG"/>
-              </w:rPr>
-              <w:t>XIV</w:t>
-            </w:r>
-            <w:r>
-              <w:rPr>
-                <w:rFonts w:ascii="Georgia" w:hAnsi="Georgia"/>
-                <w:sz w:val="21"/>
-                <w:szCs w:val="21"/>
-                <w:lang w:val="bg-BG" w:eastAsia="bg-BG"/>
-              </w:rPr>
-              <w:t xml:space="preserve">; </w:t>
-            </w:r>
-            <w:r>
-              <w:rPr>
-                <w:rFonts w:ascii="Georgia" w:hAnsi="Georgia"/>
-                <w:b/>
-                <w:sz w:val="21"/>
-                <w:szCs w:val="21"/>
-                <w:lang w:val="bg-BG" w:eastAsia="bg-BG"/>
-              </w:rPr>
-              <w:t>8</w:t>
-            </w:r>
-            <w:r>
-              <w:rPr>
-                <w:rFonts w:ascii="Georgia" w:hAnsi="Georgia"/>
-                <w:b/>
-                <w:sz w:val="21"/>
-                <w:szCs w:val="21"/>
-                <w:lang w:val="bg-BG" w:eastAsia="bg-BG"/>
-              </w:rPr>
-              <w:t>.</w:t>
-            </w:r>
-            <w:r>
-              <w:rPr>
-                <w:rFonts w:ascii="Georgia" w:hAnsi="Georgia"/>
-                <w:sz w:val="21"/>
-                <w:szCs w:val="21"/>
-                <w:lang w:val="bg-BG" w:eastAsia="bg-BG"/>
-              </w:rPr>
-              <w:t xml:space="preserve"> Удостоверение за режим на имуществени отношения на Продавача с изх. № 20210721133355/дата 21.07.2021 г.</w:t>
-            </w:r>
-            <w:r>
-              <w:rPr>
-                <w:rFonts w:ascii="Georgia" w:hAnsi="Georgia"/>
-                <w:sz w:val="21"/>
-                <w:szCs w:val="21"/>
-                <w:lang w:val="bg-BG" w:eastAsia="bg-BG"/>
-              </w:rPr>
-              <w:t xml:space="preserve">; </w:t>
-            </w:r>
-            <w:r>
-              <w:rPr>
-                <w:rFonts w:ascii="Georgia" w:hAnsi="Georgia"/>
-                <w:b/>
-                <w:sz w:val="21"/>
-                <w:szCs w:val="21"/>
-                <w:lang w:val="bg-BG" w:eastAsia="bg-BG"/>
-              </w:rPr>
-              <w:t xml:space="preserve">9. </w:t>
-            </w:r>
-            <w:r>
-              <w:rPr>
-                <w:rFonts w:ascii="Georgia" w:hAnsi="Georgia"/>
-                <w:sz w:val="21"/>
-                <w:szCs w:val="21"/>
-                <w:lang w:val="bg-BG" w:eastAsia="bg-BG"/>
-              </w:rPr>
-              <w:t xml:space="preserve">Удостоверение за вписвания, отбелязвания и заличавания за имот на основание чл. 45, б. „б“ и „в“ от Правилника за вписванията изх. № </w:t>
-            </w:r>
-            <w:r>
-              <w:rPr>
-                <w:rFonts w:ascii="Georgia" w:hAnsi="Georgia"/>
-                <w:sz w:val="21"/>
-                <w:szCs w:val="21"/>
-                <w:lang w:val="en-US" w:eastAsia="bg-BG"/>
-              </w:rPr>
-              <w:t xml:space="preserve">______ </w:t>
-            </w:r>
-            <w:r>
-              <w:rPr>
-                <w:rFonts w:ascii="Georgia" w:hAnsi="Georgia"/>
-                <w:sz w:val="21"/>
-                <w:szCs w:val="21"/>
-                <w:lang w:val="bg-BG" w:eastAsia="bg-BG"/>
-              </w:rPr>
-              <w:t xml:space="preserve">от </w:t>
-            </w:r>
-            <w:r>
-              <w:rPr>
-                <w:rFonts w:ascii="Georgia" w:hAnsi="Georgia"/>
-                <w:sz w:val="21"/>
-                <w:szCs w:val="21"/>
-                <w:lang w:val="en-US" w:eastAsia="bg-BG"/>
-              </w:rPr>
-              <w:t xml:space="preserve">_______ 2026 </w:t>
-            </w:r>
-            <w:r>
-              <w:rPr>
-                <w:rFonts w:ascii="Georgia" w:hAnsi="Georgia"/>
-                <w:sz w:val="21"/>
-                <w:szCs w:val="21"/>
-                <w:lang w:val="bg-BG" w:eastAsia="bg-BG"/>
-              </w:rPr>
-              <w:t xml:space="preserve">година; </w:t>
-            </w:r>
-            <w:r>
-              <w:rPr>
-                <w:rFonts w:ascii="Georgia" w:hAnsi="Georgia"/>
-                <w:b/>
-                <w:sz w:val="21"/>
-                <w:szCs w:val="21"/>
-                <w:lang w:val="bg-BG" w:eastAsia="bg-BG"/>
-              </w:rPr>
-              <w:t>10</w:t>
-            </w:r>
-            <w:r>
-              <w:rPr>
-                <w:rFonts w:ascii="Georgia" w:hAnsi="Georgia" w:cs="Courier New"/>
-                <w:b/>
-                <w:sz w:val="21"/>
-                <w:szCs w:val="21"/>
-                <w:lang w:val="bg-BG" w:eastAsia="bg-BG"/>
-              </w:rPr>
-              <w:t>.</w:t>
-            </w:r>
-            <w:r>
-              <w:rPr>
-                <w:rFonts w:ascii="Georgia" w:hAnsi="Georgia" w:cs="Courier New"/>
-                <w:sz w:val="21"/>
-                <w:szCs w:val="21"/>
-                <w:lang w:val="bg-BG" w:eastAsia="bg-BG"/>
-              </w:rPr>
-              <w:t xml:space="preserve"> </w:t>
-            </w:r>
-            <w:r>
-              <w:rPr>
-                <w:rFonts w:ascii="Georgia" w:hAnsi="Georgia"/>
-                <w:sz w:val="21"/>
-                <w:szCs w:val="21"/>
-                <w:lang w:val="bg-BG" w:eastAsia="bg-BG"/>
-              </w:rPr>
-              <w:t>Декларации от продавач</w:t>
-            </w:r>
-            <w:r>
-              <w:rPr>
-                <w:rFonts w:ascii="Georgia" w:hAnsi="Georgia"/>
-                <w:sz w:val="21"/>
-                <w:szCs w:val="21"/>
-                <w:lang w:val="bg-BG" w:eastAsia="bg-BG"/>
-              </w:rPr>
-              <w:t>а</w:t>
-            </w:r>
-            <w:r>
-              <w:rPr>
-                <w:rFonts w:ascii="Georgia" w:hAnsi="Georgia"/>
-                <w:sz w:val="21"/>
-                <w:szCs w:val="21"/>
-                <w:lang w:val="bg-BG" w:eastAsia="bg-BG"/>
-              </w:rPr>
-              <w:t xml:space="preserve">; </w:t>
-            </w:r>
-            <w:r>
-              <w:rPr>
-                <w:rFonts w:ascii="Georgia" w:hAnsi="Georgia"/>
-                <w:b/>
-                <w:sz w:val="21"/>
-                <w:szCs w:val="21"/>
-                <w:lang w:val="bg-BG" w:eastAsia="bg-BG"/>
-              </w:rPr>
-              <w:t>1</w:t>
-            </w:r>
-            <w:r>
-              <w:rPr>
-                <w:rFonts w:ascii="Georgia" w:hAnsi="Georgia"/>
-                <w:b/>
-                <w:sz w:val="21"/>
-                <w:szCs w:val="21"/>
-                <w:lang w:val="bg-BG" w:eastAsia="bg-BG"/>
-              </w:rPr>
-              <w:t>1</w:t>
-            </w:r>
-            <w:r>
-              <w:rPr>
-                <w:rFonts w:ascii="Georgia" w:hAnsi="Georgia"/>
-                <w:b/>
-                <w:sz w:val="21"/>
-                <w:szCs w:val="21"/>
-                <w:lang w:val="bg-BG" w:eastAsia="bg-BG"/>
-              </w:rPr>
-              <w:t>.</w:t>
-            </w:r>
-            <w:r>
-              <w:rPr>
-                <w:rFonts w:ascii="Georgia" w:hAnsi="Georgia"/>
-                <w:sz w:val="21"/>
-                <w:szCs w:val="21"/>
-                <w:lang w:val="bg-BG" w:eastAsia="bg-BG"/>
-              </w:rPr>
-              <w:t xml:space="preserve"> Декларации от купувача;</w:t>
-            </w:r>
-            <w:r>
-              <w:rPr>
-                <w:rFonts w:ascii="Georgia" w:hAnsi="Georgia"/>
-                <w:sz w:val="21"/>
-                <w:szCs w:val="21"/>
-                <w:lang w:val="bg-BG" w:eastAsia="bg-BG"/>
-              </w:rPr>
-              <w:t xml:space="preserve"> </w:t>
-            </w:r>
-            <w:r>
-              <w:rPr>
-                <w:rFonts w:ascii="Georgia" w:hAnsi="Georgia"/>
-                <w:b/>
-                <w:sz w:val="21"/>
-                <w:szCs w:val="21"/>
-                <w:lang w:val="bg-BG" w:eastAsia="bg-BG"/>
-              </w:rPr>
-              <w:t>1</w:t>
-            </w:r>
-            <w:r>
-              <w:rPr>
-                <w:rFonts w:ascii="Georgia" w:hAnsi="Georgia"/>
-                <w:b/>
-                <w:sz w:val="21"/>
-                <w:szCs w:val="21"/>
-                <w:lang w:val="bg-BG" w:eastAsia="bg-BG"/>
-              </w:rPr>
-              <w:t>2</w:t>
-            </w:r>
-            <w:r>
-              <w:rPr>
-                <w:rFonts w:ascii="Georgia" w:hAnsi="Georgia"/>
-                <w:b/>
-                <w:sz w:val="21"/>
-                <w:szCs w:val="21"/>
-                <w:lang w:val="bg-BG" w:eastAsia="bg-BG"/>
-              </w:rPr>
-              <w:t>.</w:t>
-            </w:r>
-            <w:r>
-              <w:rPr>
-                <w:rFonts w:ascii="Georgia" w:hAnsi="Georgia"/>
-                <w:sz w:val="21"/>
-                <w:szCs w:val="21"/>
-                <w:lang w:val="bg-BG" w:eastAsia="bg-BG"/>
-              </w:rPr>
-              <w:t xml:space="preserve"> </w:t>
-            </w:r>
-            <w:r>
-              <w:rPr>
-                <w:rFonts w:ascii="Georgia" w:hAnsi="Georgia"/>
-                <w:sz w:val="21"/>
-                <w:szCs w:val="21"/>
-                <w:lang w:val="bg-BG" w:eastAsia="bg-BG"/>
-              </w:rPr>
-              <w:t>Предварителен договор между същите страни от 24</w:t>
-            </w:r>
-            <w:r>
-              <w:rPr>
-                <w:rFonts w:ascii="Georgia" w:hAnsi="Georgia"/>
-                <w:sz w:val="21"/>
-                <w:szCs w:val="21"/>
-                <w:lang w:val="en-US" w:eastAsia="bg-BG"/>
-              </w:rPr>
-              <w:t>.</w:t>
-            </w:r>
-            <w:r>
-              <w:rPr>
-                <w:rFonts w:ascii="Georgia" w:hAnsi="Georgia"/>
-                <w:sz w:val="21"/>
-                <w:szCs w:val="21"/>
-                <w:lang w:val="bg-BG" w:eastAsia="bg-BG"/>
-              </w:rPr>
-              <w:t>02</w:t>
-            </w:r>
-            <w:r>
-              <w:rPr>
-                <w:rFonts w:ascii="Georgia" w:hAnsi="Georgia"/>
-                <w:sz w:val="21"/>
-                <w:szCs w:val="21"/>
-                <w:lang w:val="en-US" w:eastAsia="bg-BG"/>
-              </w:rPr>
-              <w:t xml:space="preserve">.2026 </w:t>
-            </w:r>
-            <w:r>
-              <w:rPr>
-                <w:rFonts w:ascii="Georgia" w:hAnsi="Georgia"/>
-                <w:sz w:val="21"/>
-                <w:szCs w:val="21"/>
-                <w:lang w:val="bg-BG" w:eastAsia="bg-BG"/>
-              </w:rPr>
-              <w:t>година и</w:t>
-            </w:r>
-            <w:r>
-              <w:rPr>
-                <w:rFonts w:ascii="Georgia" w:hAnsi="Georgia"/>
-                <w:sz w:val="21"/>
-                <w:szCs w:val="21"/>
-                <w:lang w:val="bg-BG" w:eastAsia="bg-BG"/>
-              </w:rPr>
-              <w:t xml:space="preserve"> Протокол – опис</w:t>
-            </w:r>
-            <w:r>
-              <w:rPr>
-                <w:rFonts w:ascii="Georgia" w:hAnsi="Georgia"/>
-                <w:sz w:val="21"/>
-                <w:szCs w:val="21"/>
-                <w:lang w:val="bg-BG" w:eastAsia="bg-BG"/>
-              </w:rPr>
-              <w:t xml:space="preserve"> към него от същата дата; </w:t>
-            </w:r>
-            <w:r>
-              <w:rPr>
-                <w:rFonts w:ascii="Georgia" w:hAnsi="Georgia"/>
-                <w:b/>
-                <w:sz w:val="21"/>
-                <w:szCs w:val="21"/>
-                <w:lang w:val="bg-BG" w:eastAsia="bg-BG"/>
-              </w:rPr>
-              <w:t>13.</w:t>
-            </w:r>
-            <w:r>
-              <w:rPr>
-                <w:rFonts w:ascii="Georgia" w:hAnsi="Georgia"/>
-                <w:sz w:val="21"/>
-                <w:szCs w:val="21"/>
-                <w:lang w:val="bg-BG" w:eastAsia="bg-BG"/>
-              </w:rPr>
-              <w:t xml:space="preserve"> Платежно нареждане за платено капаро в размер на 10% от продажната цена;</w:t>
-            </w:r>
-            <w:r>
-              <w:rPr>
-                <w:rFonts w:ascii="Georgia" w:hAnsi="Georgia"/>
-                <w:sz w:val="21"/>
-                <w:szCs w:val="21"/>
-                <w:lang w:val="bg-BG" w:eastAsia="bg-BG"/>
-              </w:rPr>
-              <w:t xml:space="preserve"> </w:t>
-            </w:r>
-            <w:r>
-              <w:rPr>
-                <w:rFonts w:ascii="Georgia" w:hAnsi="Georgia"/>
-                <w:b/>
-                <w:sz w:val="21"/>
-                <w:szCs w:val="21"/>
-                <w:lang w:val="bg-BG" w:eastAsia="bg-BG"/>
-              </w:rPr>
-              <w:t>14.</w:t>
-            </w:r>
-            <w:r>
-              <w:rPr>
-                <w:rFonts w:ascii="Georgia" w:hAnsi="Georgia"/>
-                <w:sz w:val="21"/>
-                <w:szCs w:val="21"/>
-                <w:lang w:val="bg-BG" w:eastAsia="bg-BG"/>
-              </w:rPr>
-              <w:t xml:space="preserve"> </w:t>
-            </w:r>
-            <w:r>
-              <w:rPr>
-                <w:rFonts w:ascii="Georgia" w:hAnsi="Georgia"/>
-                <w:sz w:val="21"/>
-                <w:szCs w:val="21"/>
-                <w:lang w:val="bg-BG" w:eastAsia="bg-BG"/>
-              </w:rPr>
-              <w:t xml:space="preserve">Платежно нареждане </w:t>
-            </w:r>
-            <w:r>
-              <w:rPr>
-                <w:rFonts w:ascii="Georgia" w:hAnsi="Georgia"/>
-                <w:sz w:val="21"/>
-                <w:szCs w:val="21"/>
-                <w:lang w:val="bg-BG" w:eastAsia="bg-BG"/>
-              </w:rPr>
-              <w:t>за платени такси. -----</w:t>
+                <w:lang w:eastAsia="bg-BG"/>
+              </w:rPr>
+              <w:t>{{presented_documents_text}}</w:t>
+            </w:r>
+            <w:r>
+              <w:rPr>
+                <w:rFonts w:ascii="Georgia" w:hAnsi="Georgia"/>
+                <w:sz w:val="21"/>
+                <w:szCs w:val="21"/>
+                <w:lang w:val="bg-BG" w:eastAsia="bg-BG"/>
+              </w:rPr>
+              <w:t xml:space="preserve"> -----</w:t>
             </w:r>
             <w:r>
               <w:rPr>

--- a/templates/notarial-act-template-v1.docx
+++ b/templates/notarial-act-template-v1.docx
@@ -1093,7 +1093,7 @@
                 <w:szCs w:val="21"/>
                 <w:lang w:eastAsia="bg-BG"/>
               </w:rPr>
-              <w:t>{{signing_date}}</w:t>
+              <w:t>{{deal.signing_date}}</w:t>
             </w:r>
             <w:r>
               <w:rPr>
@@ -1131,7 +1131,7 @@
                 <w:szCs w:val="21"/>
                 <w:lang w:eastAsia="bg-BG"/>
               </w:rPr>
-              <w:t>{{notary_name}}</w:t>
+              <w:t>{{notary.name}}</w:t>
             </w:r>
             <w:r>
               <w:rPr>
@@ -1149,7 +1149,7 @@
                 <w:szCs w:val="21"/>
                 <w:lang w:eastAsia="bg-BG"/>
               </w:rPr>
-              <w:t>{{notary_region}}</w:t>
+              <w:t>{{notary.region}}</w:t>
             </w:r>
             <w:r>
               <w:rPr>
@@ -1167,7 +1167,7 @@
                 <w:szCs w:val="21"/>
                 <w:lang w:eastAsia="bg-BG"/>
               </w:rPr>
-              <w:t>{{notary_registry_number}}</w:t>
+              <w:t>{{notary.registry_number}}</w:t>
             </w:r>
             <w:r>
               <w:rPr>
@@ -1185,7 +1185,7 @@
                 <w:szCs w:val="21"/>
                 <w:lang w:eastAsia="bg-BG"/>
               </w:rPr>
-              <w:t>{{notary_office_address}}</w:t>
+              <w:t>{{notary.office_address}}</w:t>
             </w:r>
             <w:r>
               <w:rPr>
@@ -1214,7 +1214,7 @@
                 <w:szCs w:val="21"/>
                 <w:lang w:eastAsia="bg-BG"/>
               </w:rPr>
-              <w:t>{{seller_full_name}}</w:t>
+              <w:t>{{seller.full_name}}</w:t>
             </w:r>
             <w:r>
               <w:rPr>
@@ -1243,7 +1243,7 @@
                 <w:szCs w:val="21"/>
                 <w:lang w:eastAsia="bg-BG"/>
               </w:rPr>
-              <w:t>{{seller_egn}}</w:t>
+              <w:t>{{seller.egn}}</w:t>
             </w:r>
             <w:r>
               <w:rPr>
@@ -1271,7 +1271,7 @@
                 <w:szCs w:val="21"/>
                 <w:lang w:eastAsia="bg-BG"/>
               </w:rPr>
-              <w:t>{{seller_id_card_number}}</w:t>
+              <w:t>{{seller.id_card.number}}</w:t>
             </w:r>
             <w:r>
               <w:rPr>
@@ -1291,7 +1291,7 @@
                 <w:szCs w:val="21"/>
                 <w:lang w:eastAsia="bg-BG"/>
               </w:rPr>
-              <w:t>{{seller_id_card_issue_date}}</w:t>
+              <w:t>{{seller.id_card.issue_date}}</w:t>
             </w:r>
             <w:r>
               <w:rPr>
@@ -1311,7 +1311,7 @@
                 <w:szCs w:val="21"/>
                 <w:lang w:eastAsia="bg-BG"/>
               </w:rPr>
-              <w:t>{{seller_id_card_issuer}}</w:t>
+              <w:t>{{seller.id_card.issuer}}</w:t>
             </w:r>
             <w:r>
               <w:rPr>
@@ -1349,7 +1349,7 @@
                 <w:szCs w:val="21"/>
                 <w:lang w:eastAsia="bg-BG"/>
               </w:rPr>
-              <w:t>{{seller_permanent_address}}</w:t>
+              <w:t>{{seller.permanent_address}}</w:t>
             </w:r>
             <w:r>
               <w:rPr>
@@ -1458,7 +1458,7 @@
                 <w:szCs w:val="21"/>
                 <w:lang w:eastAsia="bg-BG"/>
               </w:rPr>
-              <w:t>{{buyer_full_name}}</w:t>
+              <w:t>{{buyer.full_name}}</w:t>
             </w:r>
             <w:r>
               <w:rPr>
@@ -1490,7 +1490,7 @@
                 <w:szCs w:val="21"/>
                 <w:lang w:eastAsia="bg-BG"/>
               </w:rPr>
-              <w:t>{{buyer_egn}}</w:t>
+              <w:t>{{buyer.egn}}</w:t>
             </w:r>
             <w:r>
               <w:rPr>
@@ -1530,7 +1530,7 @@
                 <w:szCs w:val="21"/>
                 <w:lang w:eastAsia="bg-BG"/>
               </w:rPr>
-              <w:t>{{buyer_id_card_number}}</w:t>
+              <w:t>{{buyer.id_card.number}}</w:t>
             </w:r>
             <w:r>
               <w:rPr>
@@ -1570,7 +1570,7 @@
                 <w:szCs w:val="21"/>
                 <w:lang w:eastAsia="bg-BG"/>
               </w:rPr>
-              <w:t>{{buyer_id_card_issue_date}}</w:t>
+              <w:t>{{buyer.id_card.issue_date}}</w:t>
             </w:r>
             <w:r>
               <w:rPr>
@@ -1590,7 +1590,7 @@
                 <w:szCs w:val="21"/>
                 <w:lang w:eastAsia="bg-BG"/>
               </w:rPr>
-              <w:t>{{buyer_id_card_issuer}}</w:t>
+              <w:t>{{buyer.id_card.issuer}}</w:t>
             </w:r>
             <w:r>
               <w:rPr>
@@ -1610,7 +1610,7 @@
                 <w:szCs w:val="21"/>
                 <w:lang w:eastAsia="bg-BG"/>
               </w:rPr>
-              <w:t>{{buyer_permanent_address}}</w:t>
+              <w:t>{{buyer.permanent_address}}</w:t>
             </w:r>
             <w:r>
               <w:rPr>
@@ -1753,7 +1753,7 @@
                 <w:szCs w:val="21"/>
                 <w:lang w:eastAsia="bg-BG"/>
               </w:rPr>
-              <w:t>{{seller_full_name}}</w:t>
+              <w:t>{{seller.full_name}}</w:t>
             </w:r>
             <w:r>
               <w:rPr>
@@ -1782,7 +1782,7 @@
                 <w:szCs w:val="21"/>
                 <w:lang w:eastAsia="bg-BG"/>
               </w:rPr>
-              <w:t>{{buyer_full_name}}</w:t>
+              <w:t>{{buyer.full_name}}</w:t>
             </w:r>
             <w:r>
               <w:rPr>
@@ -2137,7 +2137,7 @@
                 <w:szCs w:val="21"/>
                 <w:lang w:eastAsia="bg-BG"/>
               </w:rPr>
-              <w:t>{{seller_full_name}}</w:t>
+              <w:t>{{seller.full_name}}</w:t>
             </w:r>
             <w:r>
               <w:rPr>
@@ -2167,7 +2167,7 @@
                 <w:szCs w:val="21"/>
                 <w:lang w:eastAsia="bg-BG"/>
               </w:rPr>
-              <w:t>{{buyer_full_name}}</w:t>
+              <w:t>{{buyer.full_name}}</w:t>
             </w:r>
             <w:r>
               <w:rPr>
@@ -2210,9 +2210,9 @@
                 <w:rFonts w:ascii="Georgia" w:hAnsi="Georgia"/>
                 <w:sz w:val="21"/>
                 <w:szCs w:val="21"/>
-                <w:lang w:val="bg-BG" w:eastAsia="bg-BG"/>
-              </w:rPr>
-              <w:t>{{preliminary_contract_date}}</w:t>
+                <w:lang w:eastAsia="bg-BG"/>
+              </w:rPr>
+              <w:t>{{deal.preliminary_contract_date}}</w:t>
             </w:r>
             <w:r>
               <w:rPr>
@@ -2241,7 +2241,7 @@
                 <w:szCs w:val="21"/>
                 <w:lang w:eastAsia="bg-BG"/>
               </w:rPr>
-              <w:t>{{buyer_full_name}}</w:t>
+              <w:t>{{buyer.full_name}}</w:t>
             </w:r>
             <w:r>
               <w:rPr>
@@ -2272,7 +2272,7 @@
                 <w:szCs w:val="21"/>
                 <w:lang w:eastAsia="bg-BG"/>
               </w:rPr>
-              <w:t>{{seller_full_name}}</w:t>
+              <w:t>{{seller.full_name}}</w:t>
             </w:r>
             <w:r>
               <w:rPr>
@@ -2593,7 +2593,7 @@
                 <w:szCs w:val="21"/>
                 <w:lang w:eastAsia="bg-BG"/>
               </w:rPr>
-              <w:t>{{buyer_full_name}}</w:t>
+              <w:t>{{buyer.full_name}}</w:t>
             </w:r>
             <w:r>
               <w:rPr>
@@ -2624,7 +2624,7 @@
                 <w:szCs w:val="21"/>
                 <w:lang w:eastAsia="bg-BG"/>
               </w:rPr>
-              <w:t>{{seller_full_name}}</w:t>
+              <w:t>{{seller.full_name}}</w:t>
             </w:r>
             <w:r>
               <w:rPr>
@@ -2678,7 +2678,7 @@
                 <w:szCs w:val="21"/>
                 <w:lang w:eastAsia="bg-BG"/>
               </w:rPr>
-              <w:t>{{seller_bank_name}}</w:t>
+              <w:t>{{seller_bank.name}}</w:t>
             </w:r>
             <w:r>
               <w:rPr>
@@ -2712,7 +2712,7 @@
                 <w:szCs w:val="21"/>
                 <w:lang w:eastAsia="bg-BG"/>
               </w:rPr>
-              <w:t>{{seller_bank_bic}}</w:t>
+              <w:t>{{seller_bank.bic}}</w:t>
             </w:r>
             <w:r>
               <w:rPr>
@@ -2746,7 +2746,31 @@
                 <w:szCs w:val="21"/>
                 <w:lang w:eastAsia="bg-BG"/>
               </w:rPr>
-              <w:t>{{seller_bank_iban}}</w:t>
+              <w:t>{{seller_bank</w:t>
+            </w:r>
+            <w:r>
+              <w:rPr>
+                <w:rFonts w:ascii="Georgia" w:hAnsi="Georgia"/>
+                <w:b/>
+                <w:color w:val="000000"/>
+                <w:spacing w:val="3"/>
+                <w:sz w:val="21"/>
+                <w:szCs w:val="21"/>
+                <w:lang w:eastAsia="bg-BG"/>
+              </w:rPr>
+              <w:t>.</w:t>
+            </w:r>
+            <w:r>
+              <w:rPr>
+                <w:rFonts w:ascii="Georgia" w:hAnsi="Georgia"/>
+                <w:b/>
+                <w:color w:val="000000"/>
+                <w:spacing w:val="3"/>
+                <w:sz w:val="21"/>
+                <w:szCs w:val="21"/>
+                <w:lang w:eastAsia="bg-BG"/>
+              </w:rPr>
+              <w:t>iban}}</w:t>
             </w:r>
             <w:r>
               <w:rPr>
@@ -2999,7 +3023,7 @@
                 <w:szCs w:val="21"/>
                 <w:lang w:eastAsia="bg-BG"/>
               </w:rPr>
-              <w:t>{{tax_evaluation_certificate_number}}</w:t>
+              <w:t>{{tax_evaluation.certificate_number}}</w:t>
             </w:r>
             <w:r>
               <w:rPr>
@@ -3017,7 +3041,7 @@
                 <w:szCs w:val="21"/>
                 <w:lang w:eastAsia="bg-BG"/>
               </w:rPr>
-              <w:t>{{tax_evaluation_certificate_date}}</w:t>
+              <w:t>{{tax_evaluation.certificate_date}}</w:t>
             </w:r>
             <w:r>
               <w:rPr>
@@ -3035,7 +3059,7 @@
                 <w:szCs w:val="21"/>
                 <w:lang w:eastAsia="bg-BG"/>
               </w:rPr>
-              <w:t>{{tax_evaluation_issuer}}</w:t>
+              <w:t>{{tax_evaluation.issuer}}</w:t>
             </w:r>
             <w:r>
               <w:rPr>
@@ -3140,7 +3164,7 @@
                 <w:szCs w:val="21"/>
                 <w:lang w:eastAsia="bg-BG"/>
               </w:rPr>
-              <w:t>{{seller_full_name}}</w:t>
+              <w:t>{{seller.full_name}}</w:t>
             </w:r>
             <w:r>
               <w:rPr>
@@ -3586,7 +3610,7 @@
                 <w:szCs w:val="21"/>
                 <w:lang w:eastAsia="bg-BG"/>
               </w:rPr>
-              <w:t>{{buyer_full_name}}</w:t>
+              <w:t>{{buyer.full_name}}</w:t>
             </w:r>
             <w:r>
               <w:rPr>
@@ -3614,7 +3638,7 @@
                 <w:szCs w:val="21"/>
                 <w:lang w:eastAsia="bg-BG"/>
               </w:rPr>
-              <w:t>{{seller_full_name}}</w:t>
+              <w:t>{{seller.full_name}}</w:t>
             </w:r>
             <w:r>
               <w:rPr>
@@ -4010,7 +4034,7 @@
                 <w:szCs w:val="21"/>
                 <w:lang w:val="bg-BG" w:eastAsia="bg-BG"/>
               </w:rPr>
-              <w:t>{{preliminary_contract_date}}</w:t>
+              <w:t>{{deal.preliminary_contract_date}}</w:t>
             </w:r>
             <w:r>
               <w:rPr>
@@ -4551,7 +4575,7 @@
                 <w:szCs w:val="21"/>
                 <w:lang w:eastAsia="bg-BG"/>
               </w:rPr>
-              <w:t>{{buyer_full_name}}</w:t>
+              <w:t>{{buyer.full_name}}</w:t>
             </w:r>
             <w:r>
               <w:rPr>
@@ -5197,7 +5221,7 @@
                 <w:szCs w:val="18"/>
                 <w:lang w:eastAsia="bg-BG"/>
               </w:rPr>
-              <w:t>{{seller_full_name}}</w:t>
+              <w:t>{{seller.full_name}}</w:t>
             </w:r>
             <w:r>
               <w:rPr>
@@ -5405,7 +5429,7 @@
                 <w:szCs w:val="18"/>
                 <w:lang w:eastAsia="bg-BG"/>
               </w:rPr>
-              <w:t>{{buyer_full_name}}</w:t>
+              <w:t>{{buyer.full_name}}</w:t>
             </w:r>
             <w:r>
               <w:rPr>

--- a/templates/notarial-act-template-v1.docx
+++ b/templates/notarial-act-template-v1.docx
@@ -1910,16 +1910,7 @@
                 <w:szCs w:val="21"/>
                 <w:lang w:eastAsia="bg-BG"/>
               </w:rPr>
-              <w:t>{{cadastral_description_block}}</w:t>
-            </w:r>
-            <w:r>
-              <w:rPr>
-                <w:rFonts w:ascii="Georgia" w:eastAsia="Calibri" w:hAnsi="Georgia"/>
-                <w:sz w:val="21"/>
-                <w:szCs w:val="21"/>
-                <w:lang w:eastAsia="bg-BG"/>
-              </w:rPr>
-              <w:t>,</w:t>
+              <w:t>- ЖИЛИЩЕ, АПАРТАМЕНТ – в жилищна или вилна сграда, или в сграда със смесено предназначение, който съгласно Схема на самостоятелен обект в сграда № {{pdf_data.scheme_number}}, издадена от АГКК, представлява Самостоятелен обект в сграда с идентификатор {{pdf_data.property_identifier}} ({{pdf_data.property_identifier_words}}), по кадастралната карта и кадастралните регистри на гр. София, община Столична, област София (столица), одобрени със Заповед № {{pdf_data.cadastral_order}} на {{pdf_data.cadastral_order_issuer}}, последно изменение на кадастралната карта и кадастралните регистри, засягащо самостоятелния обект: {{pdf_data.last_cadastral_change}},</w:t>
             </w:r>
             <w:r>
               <w:rPr>
@@ -1935,9 +1926,18 @@
                 <w:rFonts w:ascii="Georgia" w:eastAsia="Calibri" w:hAnsi="Georgia"/>
                 <w:sz w:val="21"/>
                 <w:szCs w:val="21"/>
-                <w:lang w:eastAsia="bg-BG"/>
-              </w:rPr>
-              <w:t>{{ownership_proof_text}}</w:t>
+                <w:lang w:val="bg-BG" w:eastAsia="bg-BG"/>
+              </w:rPr>
+              <w:t xml:space="preserve">с адрес на самостоятелния обект: {{pdf_data.property_address_formatted}}, самостоятелният обект се намира на етаж {{pdf_data.property_floor}} ({{pdf_data.property_floor_words}}) в сграда с идентификатор {{pdf_data.building_identifier}} ({{pdf_data.building_identifier_words}}), с предназначение: {{pdf_data.building_purpose}}, брой етажи – {{pdf_data.building_floors}} ({{pdf_data.building_floors_words}}), </w:t>
+            </w:r>
+            <w:r>
+              <w:rPr>
+                <w:rFonts w:ascii="Georgia" w:eastAsia="Calibri" w:hAnsi="Georgia"/>
+                <w:sz w:val="21"/>
+                <w:szCs w:val="21"/>
+                <w:lang w:eastAsia="bg-BG"/>
+              </w:rPr>
+              <w:t>сградата е разположена в поземлен имот с идентификатор {{pdf_data.parcel_identifier}} ({{pdf_data.parcel_identifier_words}}), с предназначение на самостоятелния обект – {{pdf_data.property_purpose}}, брой нива на обекта: {{pdf_data.property_levels}} ({{pdf_data.property_levels_words}}), площ на самостоятелния обект – {{pdf_data.property_area}} кв.м. ({{pdf_data.property_area_words}}), и прилежащи части: {{pdf_data.attached_parts_formatted}}, ниво: {{pdf_data.property_levels}} ({{pdf_data.property_levels_words}}), при съседи на самостоятелния обект: на същия етаж – самостоятелен обект с идентификатор {{pdf_data.neighbors.same_floor}} ({{pdf_data.neighbors.same_floor_words}}), под обекта – самостоятелен обект с идентификатор {{pdf_data.neighbors.below}} ({{pdf_data.neighbors.below_words}}), над обекта – самостоятелен обект с идентификатор {{pdf_data.neighbors.above}} ({{pdf_data.neighbors.above_words}}), {{ownership_proof_text}},</w:t>
             </w:r>
             <w:r>
               <w:rPr>
@@ -1947,7 +1947,7 @@
                 <w:szCs w:val="21"/>
                 <w:lang w:val="bg-BG"/>
               </w:rPr>
-              <w:t xml:space="preserve">, </w:t>
+              <w:t xml:space="preserve"> </w:t>
             </w:r>
             <w:r>
               <w:rPr>
@@ -2156,11 +2156,31 @@
                 <w:szCs w:val="21"/>
                 <w:lang w:val="bg-BG" w:eastAsia="bg-BG"/>
               </w:rPr>
-              <w:t xml:space="preserve">купувача </w:t>
+              <w:t>купувач</w:t>
             </w:r>
             <w:r>
               <w:rPr>
                 <w:rFonts w:ascii="Georgia" w:hAnsi="Georgia" w:cs="Georgia"/>
+                <w:spacing w:val="-2"/>
+                <w:sz w:val="21"/>
+                <w:szCs w:val="21"/>
+                <w:lang w:val="bg-BG" w:eastAsia="bg-BG"/>
+              </w:rPr>
+              <w:t>ът</w:t>
+            </w:r>
+            <w:r>
+              <w:rPr>
+                <w:rFonts w:ascii="Georgia" w:hAnsi="Georgia" w:cs="Georgia"/>
+                <w:spacing w:val="-2"/>
+                <w:sz w:val="21"/>
+                <w:szCs w:val="21"/>
+                <w:lang w:val="bg-BG" w:eastAsia="bg-BG"/>
+              </w:rPr>
+              <w:t xml:space="preserve"> </w:t>
+            </w:r>
+            <w:r>
+              <w:rPr>
+                <w:rFonts w:ascii="Georgia" w:hAnsi="Georgia" w:cs="Georgia"/>
                 <w:b/>
                 <w:bCs/>
                 <w:sz w:val="21"/>
@@ -2194,7 +2214,17 @@
                 <w:szCs w:val="21"/>
                 <w:lang w:val="bg-BG" w:eastAsia="bg-BG"/>
               </w:rPr>
-              <w:t xml:space="preserve">, че по отношение на недвижимия имот по т. 1 от настоящия нотариален акт са подписали </w:t>
+              <w:t xml:space="preserve">, че по </w:t>
+            </w:r>
+            <w:r>
+              <w:rPr>
+                <w:rFonts w:ascii="Georgia" w:hAnsi="Georgia"/>
+                <w:sz w:val="21"/>
+                <w:szCs w:val="21"/>
+                <w:lang w:val="bg-BG" w:eastAsia="bg-BG"/>
+              </w:rPr>
+              <w:lastRenderedPageBreak/>
+              <w:t xml:space="preserve">отношение на недвижимия имот по т. 1 от настоящия нотариален акт са подписали </w:t>
             </w:r>
             <w:r>
               <w:rPr>
@@ -2359,7 +2389,7 @@
                 <w:szCs w:val="21"/>
                 <w:lang w:eastAsia="bg-BG"/>
               </w:rPr>
-              <w:t>{{formatted_deposit_percent}}</w:t>
+              <w:t>{{deposit_percent_formatted}}</w:t>
             </w:r>
             <w:r>
               <w:rPr>
@@ -2368,7 +2398,25 @@
                 <w:szCs w:val="21"/>
                 <w:lang w:val="bg-BG" w:eastAsia="bg-BG"/>
               </w:rPr>
-              <w:t xml:space="preserve"> (десет процента) от договорената </w:t>
+              <w:t xml:space="preserve"> </w:t>
+            </w:r>
+            <w:r>
+              <w:rPr>
+                <w:rFonts w:ascii="Georgia" w:hAnsi="Georgia" w:cs="Courier New"/>
+                <w:sz w:val="21"/>
+                <w:szCs w:val="21"/>
+                <w:lang w:val="bg-BG" w:eastAsia="bg-BG"/>
+              </w:rPr>
+              <w:t>({{deposit_percent_words}})</w:t>
+            </w:r>
+            <w:r>
+              <w:rPr>
+                <w:rFonts w:ascii="Georgia" w:hAnsi="Georgia" w:cs="Courier New"/>
+                <w:sz w:val="21"/>
+                <w:szCs w:val="21"/>
+                <w:lang w:val="bg-BG" w:eastAsia="bg-BG"/>
+              </w:rPr>
+              <w:t xml:space="preserve"> от договорената </w:t>
             </w:r>
             <w:r>
               <w:rPr>
@@ -3005,7 +3053,7 @@
                 <w:szCs w:val="21"/>
                 <w:lang w:eastAsia="bg-BG"/>
               </w:rPr>
-              <w:t>{{tax_evaluation_words}}</w:t>
+              <w:t>{{tax_evaluation_amount_words}}</w:t>
             </w:r>
             <w:r>
               <w:rPr>
@@ -3317,17 +3365,7 @@
                 <w:szCs w:val="21"/>
                 <w:lang w:val="bg-BG" w:eastAsia="bg-BG"/>
               </w:rPr>
-              <w:t xml:space="preserve"> обременен с вещни тежести, ипотечни </w:t>
-            </w:r>
-            <w:r>
-              <w:rPr>
-                <w:rFonts w:ascii="Georgia" w:hAnsi="Georgia"/>
-                <w:sz w:val="21"/>
-                <w:szCs w:val="21"/>
-                <w:lang w:val="bg-BG" w:eastAsia="bg-BG"/>
-              </w:rPr>
-              <w:lastRenderedPageBreak/>
-              <w:t>задължения и възбрани, за имот</w:t>
+              <w:t xml:space="preserve"> обременен с вещни тежести, ипотечни задължения и възбрани, за имот</w:t>
             </w:r>
             <w:r>
               <w:rPr>
@@ -3700,25 +3738,7 @@
                 <w:szCs w:val="21"/>
                 <w:lang w:val="en-US" w:eastAsia="bg-BG"/>
               </w:rPr>
-              <w:t>{{formatted_deposit_percent}}</w:t>
-            </w:r>
-            <w:r>
-              <w:rPr>
-                <w:rFonts w:ascii="Georgia" w:hAnsi="Georgia"/>
-                <w:sz w:val="21"/>
-                <w:szCs w:val="21"/>
-                <w:lang w:val="bg-BG" w:eastAsia="bg-BG"/>
-              </w:rPr>
-              <w:t xml:space="preserve"> (</w:t>
-            </w:r>
-            <w:r>
-              <w:rPr>
-                <w:rFonts w:ascii="Georgia" w:hAnsi="Georgia"/>
-                <w:sz w:val="21"/>
-                <w:szCs w:val="21"/>
-                <w:lang w:val="bg-BG" w:eastAsia="bg-BG"/>
-              </w:rPr>
-              <w:t>десет</w:t>
+              <w:t>{{deposit_percent_formatted}}</w:t>
             </w:r>
             <w:r>
               <w:rPr>
@@ -3736,7 +3756,7 @@
                 <w:szCs w:val="21"/>
                 <w:lang w:val="bg-BG" w:eastAsia="bg-BG"/>
               </w:rPr>
-              <w:t>процента)</w:t>
+              <w:t>({{deposit_percent_words}})</w:t>
             </w:r>
             <w:r>
               <w:rPr>
@@ -4731,6 +4751,7 @@
                 <w:szCs w:val="21"/>
                 <w:lang w:val="bg-BG" w:eastAsia="bg-BG"/>
               </w:rPr>
+              <w:lastRenderedPageBreak/>
               <w:t xml:space="preserve">           </w:t>
             </w:r>
             <w:r>
